--- a/docs/AI-Stack-Advisor-BRD.docx
+++ b/docs/AI-Stack-Advisor-BRD.docx
@@ -72,7 +72,7 @@
           <w:sz w:val="20"/>
           <w:szCs w:val="20"/>
         </w:rPr>
-        <w:t xml:space="preserve">1.0</w:t>
+        <w:t xml:space="preserve">1.1</w:t>
       </w:r>
     </w:p>
     <w:p>
@@ -96,7 +96,7 @@
           <w:sz w:val="20"/>
           <w:szCs w:val="20"/>
         </w:rPr>
-        <w:t xml:space="preserve">Draft — for internal review</w:t>
+        <w:t xml:space="preserve">Draft — for internal review (v2 backend now shipped; see Section 8.2 and Section 12)</w:t>
       </w:r>
     </w:p>
     <w:p>
@@ -144,7 +144,7 @@
           <w:sz w:val="20"/>
           <w:szCs w:val="20"/>
         </w:rPr>
-        <w:t xml:space="preserve">August 6, 2026</w:t>
+        <w:t xml:space="preserve">August 8, 2026</w:t>
       </w:r>
     </w:p>
     <w:p>
@@ -680,6 +680,120 @@
           </w:p>
         </w:tc>
       </w:tr>
+      <w:tr>
+        <w:tc>
+          <w:tcPr>
+            <w:tcW w:type="dxa" w:w="1400"/>
+            <w:shd w:fill="EAF0F6" w:val="clear"/>
+            <w:tcMar>
+              <w:top w:type="dxa" w:w="80"/>
+              <w:left w:type="dxa" w:w="100"/>
+              <w:bottom w:type="dxa" w:w="80"/>
+              <w:right w:type="dxa" w:w="100"/>
+            </w:tcMar>
+            <w:vAlign w:val="center"/>
+          </w:tcPr>
+          <w:p>
+            <w:pPr>
+              <w:jc w:val="left"/>
+            </w:pPr>
+            <w:r>
+              <w:rPr>
+                <w:b w:val="false"/>
+                <w:bCs w:val="false"/>
+                <w:color w:val="000000"/>
+                <w:sz w:val="19"/>
+                <w:szCs w:val="19"/>
+              </w:rPr>
+              <w:t xml:space="preserve">1.1</w:t>
+            </w:r>
+          </w:p>
+        </w:tc>
+        <w:tc>
+          <w:tcPr>
+            <w:tcW w:type="dxa" w:w="1800"/>
+            <w:shd w:fill="EAF0F6" w:val="clear"/>
+            <w:tcMar>
+              <w:top w:type="dxa" w:w="80"/>
+              <w:left w:type="dxa" w:w="100"/>
+              <w:bottom w:type="dxa" w:w="80"/>
+              <w:right w:type="dxa" w:w="100"/>
+            </w:tcMar>
+            <w:vAlign w:val="center"/>
+          </w:tcPr>
+          <w:p>
+            <w:pPr>
+              <w:jc w:val="left"/>
+            </w:pPr>
+            <w:r>
+              <w:rPr>
+                <w:b w:val="false"/>
+                <w:bCs w:val="false"/>
+                <w:color w:val="000000"/>
+                <w:sz w:val="19"/>
+                <w:szCs w:val="19"/>
+              </w:rPr>
+              <w:t xml:space="preserve">Later session</w:t>
+            </w:r>
+          </w:p>
+        </w:tc>
+        <w:tc>
+          <w:tcPr>
+            <w:tcW w:type="dxa" w:w="2400"/>
+            <w:shd w:fill="EAF0F6" w:val="clear"/>
+            <w:tcMar>
+              <w:top w:type="dxa" w:w="80"/>
+              <w:left w:type="dxa" w:w="100"/>
+              <w:bottom w:type="dxa" w:w="80"/>
+              <w:right w:type="dxa" w:w="100"/>
+            </w:tcMar>
+            <w:vAlign w:val="center"/>
+          </w:tcPr>
+          <w:p>
+            <w:pPr>
+              <w:jc w:val="left"/>
+            </w:pPr>
+            <w:r>
+              <w:rPr>
+                <w:b w:val="false"/>
+                <w:bCs w:val="false"/>
+                <w:color w:val="000000"/>
+                <w:sz w:val="19"/>
+                <w:szCs w:val="19"/>
+              </w:rPr>
+              <w:t xml:space="preserve">Muneeb / Claude</w:t>
+            </w:r>
+          </w:p>
+        </w:tc>
+        <w:tc>
+          <w:tcPr>
+            <w:tcW w:type="dxa" w:w="4400"/>
+            <w:shd w:fill="EAF0F6" w:val="clear"/>
+            <w:tcMar>
+              <w:top w:type="dxa" w:w="80"/>
+              <w:left w:type="dxa" w:w="100"/>
+              <w:bottom w:type="dxa" w:w="80"/>
+              <w:right w:type="dxa" w:w="100"/>
+            </w:tcMar>
+            <w:vAlign w:val="center"/>
+          </w:tcPr>
+          <w:p>
+            <w:pPr>
+              <w:jc w:val="left"/>
+            </w:pPr>
+            <w:r>
+              <w:rPr>
+                <w:b w:val="false"/>
+                <w:bCs w:val="false"/>
+                <w:color w:val="000000"/>
+                <w:sz w:val="19"/>
+                <w:szCs w:val="19"/>
+              </w:rPr>
+              <w:t xml:space="preserve">v2 backend built and tested (share links, /api/refine, /api/ask, MCP tool wrapper). Updated BR-9 and the roadmap (Section 12) to reflect shipped status; BR-7/BR-8 remain not met — no functional requirement content changed otherwise.</w:t>
+            </w:r>
+          </w:p>
+        </w:tc>
+      </w:tr>
     </w:tbl>
     <w:p>
       <w:pPr>
@@ -2918,7 +3032,7 @@
                 <w:sz w:val="19"/>
                 <w:szCs w:val="19"/>
               </w:rPr>
-              <w:t xml:space="preserve">Planned — v2, pending desktop/backend access</w:t>
+              <w:t xml:space="preserve">Met — v2 shipped; v1 remains fully functional with zero backend calls (PRD NFR-5)</w:t>
             </w:r>
           </w:p>
         </w:tc>
@@ -3682,7 +3796,7 @@
           <w:sz w:val="24"/>
           <w:szCs w:val="24"/>
         </w:rPr>
-        <w:t xml:space="preserve">8.2 In Scope (v2 — Designed, Not Yet Built)</w:t>
+        <w:t xml:space="preserve">8.2 In Scope (v2 — Shipped)</w:t>
       </w:r>
     </w:p>
     <w:p>
@@ -3699,7 +3813,7 @@
           <w:sz w:val="21"/>
           <w:szCs w:val="21"/>
         </w:rPr>
-        <w:t xml:space="preserve">LLM-powered refinement pass for ambiguous/conflicting requirements, using the user's own Anthropic API key</w:t>
+        <w:t xml:space="preserve">LLM-powered refinement pass for ambiguous/conflicting requirements, using the user's own Anthropic API key — shipped as POST /api/refine</w:t>
       </w:r>
     </w:p>
     <w:p>
@@ -3716,7 +3830,7 @@
           <w:sz w:val="21"/>
           <w:szCs w:val="21"/>
         </w:rPr>
-        <w:t xml:space="preserve">Share links (persistence) for completed analyses</w:t>
+        <w:t xml:space="preserve">Share links (persistence) for completed analyses — shipped</w:t>
       </w:r>
     </w:p>
     <w:p>
@@ -3733,7 +3847,7 @@
           <w:sz w:val="21"/>
           <w:szCs w:val="21"/>
         </w:rPr>
-        <w:t xml:space="preserve">MCP tool wrapper for use from inside Claude Desktop/Code</w:t>
+        <w:t xml:space="preserve">MCP tool wrapper for use from inside Claude Desktop/Code — shipped, plus a grounded follow-up Q&amp;A endpoint (POST /api/ask) added during the build</w:t>
       </w:r>
     </w:p>
     <w:p>
@@ -3936,7 +4050,7 @@
           <w:sz w:val="21"/>
           <w:szCs w:val="21"/>
         </w:rPr>
-        <w:t xml:space="preserve">v2 backend work (LLM refinement, persistence, MCP tool) is blocked on desktop/local-environment access; a browser-only session cannot host a live API.</w:t>
+        <w:t xml:space="preserve">v2 backend work (LLM refinement, persistence, MCP tool) required desktop/local-environment access, which a browser-only session couldn't provide — resolved once that access became available; see Section 12.</w:t>
       </w:r>
     </w:p>
     <w:p>
@@ -5299,7 +5413,7 @@
                 <w:sz w:val="19"/>
                 <w:szCs w:val="19"/>
               </w:rPr>
-              <w:t xml:space="preserve">LLM refinement layer, persistence (share links), MCP tool wrapper</w:t>
+              <w:t xml:space="preserve">LLM refinement layer, persistence (share links), grounded follow-up Q&amp;A, MCP tool wrapper</w:t>
             </w:r>
           </w:p>
         </w:tc>
@@ -5326,7 +5440,7 @@
                 <w:sz w:val="19"/>
                 <w:szCs w:val="19"/>
               </w:rPr>
-              <w:t xml:space="preserve">Designed — blocked on backend access</w:t>
+              <w:t xml:space="preserve">Shipped</w:t>
             </w:r>
           </w:p>
         </w:tc>
@@ -6086,6 +6200,30 @@
     </w:lvl>
   </w:abstractNum>
   <w:abstractNum w:abstractNumId="3" w15:restartNumberingAfterBreak="0">
+    <w:multiLevelType w:val="hybridMultilevel"/>
+    <w:lvl w:ilvl="0" w15:tentative="1">
+      <w:start w:val="1"/>
+      <w:numFmt w:val="decimal"/>
+      <w:lvlText w:val="%1."/>
+      <w:lvlJc w:val="left"/>
+      <w:pPr>
+        <w:ind w:left="360" w:hanging="260"/>
+      </w:pPr>
+    </w:lvl>
+  </w:abstractNum>
+  <w:abstractNum w:abstractNumId="4" w15:restartNumberingAfterBreak="0">
+    <w:multiLevelType w:val="hybridMultilevel"/>
+    <w:lvl w:ilvl="0" w15:tentative="1">
+      <w:start w:val="1"/>
+      <w:numFmt w:val="decimal"/>
+      <w:lvlText w:val="%1."/>
+      <w:lvlJc w:val="left"/>
+      <w:pPr>
+        <w:ind w:left="360" w:hanging="260"/>
+      </w:pPr>
+    </w:lvl>
+  </w:abstractNum>
+  <w:abstractNum w:abstractNumId="5" w15:restartNumberingAfterBreak="0">
     <w:multiLevelType w:val="hybridMultilevel"/>
     <w:lvl w:ilvl="0" w15:tentative="1">
       <w:start w:val="1"/>

--- a/docs/AI-Stack-Advisor-BRD.docx
+++ b/docs/AI-Stack-Advisor-BRD.docx
@@ -72,7 +72,7 @@
           <w:sz w:val="20"/>
           <w:szCs w:val="20"/>
         </w:rPr>
-        <w:t xml:space="preserve">1.1</w:t>
+        <w:t xml:space="preserve">1.2</w:t>
       </w:r>
     </w:p>
     <w:p>
@@ -96,7 +96,7 @@
           <w:sz w:val="20"/>
           <w:szCs w:val="20"/>
         </w:rPr>
-        <w:t xml:space="preserve">Draft — for internal review (v2 backend now shipped; see Section 8.2 and Section 12)</w:t>
+        <w:t xml:space="preserve">Draft — for internal review (v2 backend + frontend wiring both shipped; see Section 8.2 and Section 12)</w:t>
       </w:r>
     </w:p>
     <w:p>
@@ -144,7 +144,7 @@
           <w:sz w:val="20"/>
           <w:szCs w:val="20"/>
         </w:rPr>
-        <w:t xml:space="preserve">August 8, 2026</w:t>
+        <w:t xml:space="preserve">August 14, 2026</w:t>
       </w:r>
     </w:p>
     <w:p>
@@ -794,6 +794,116 @@
           </w:p>
         </w:tc>
       </w:tr>
+      <w:tr>
+        <w:tc>
+          <w:tcPr>
+            <w:tcW w:type="dxa" w:w="1400"/>
+            <w:tcMar>
+              <w:top w:type="dxa" w:w="80"/>
+              <w:left w:type="dxa" w:w="100"/>
+              <w:bottom w:type="dxa" w:w="80"/>
+              <w:right w:type="dxa" w:w="100"/>
+            </w:tcMar>
+            <w:vAlign w:val="center"/>
+          </w:tcPr>
+          <w:p>
+            <w:pPr>
+              <w:jc w:val="left"/>
+            </w:pPr>
+            <w:r>
+              <w:rPr>
+                <w:b w:val="false"/>
+                <w:bCs w:val="false"/>
+                <w:color w:val="000000"/>
+                <w:sz w:val="19"/>
+                <w:szCs w:val="19"/>
+              </w:rPr>
+              <w:t xml:space="preserve">1.2</w:t>
+            </w:r>
+          </w:p>
+        </w:tc>
+        <w:tc>
+          <w:tcPr>
+            <w:tcW w:type="dxa" w:w="1800"/>
+            <w:tcMar>
+              <w:top w:type="dxa" w:w="80"/>
+              <w:left w:type="dxa" w:w="100"/>
+              <w:bottom w:type="dxa" w:w="80"/>
+              <w:right w:type="dxa" w:w="100"/>
+            </w:tcMar>
+            <w:vAlign w:val="center"/>
+          </w:tcPr>
+          <w:p>
+            <w:pPr>
+              <w:jc w:val="left"/>
+            </w:pPr>
+            <w:r>
+              <w:rPr>
+                <w:b w:val="false"/>
+                <w:bCs w:val="false"/>
+                <w:color w:val="000000"/>
+                <w:sz w:val="19"/>
+                <w:szCs w:val="19"/>
+              </w:rPr>
+              <w:t xml:space="preserve">Later session (audit)</w:t>
+            </w:r>
+          </w:p>
+        </w:tc>
+        <w:tc>
+          <w:tcPr>
+            <w:tcW w:type="dxa" w:w="2400"/>
+            <w:tcMar>
+              <w:top w:type="dxa" w:w="80"/>
+              <w:left w:type="dxa" w:w="100"/>
+              <w:bottom w:type="dxa" w:w="80"/>
+              <w:right w:type="dxa" w:w="100"/>
+            </w:tcMar>
+            <w:vAlign w:val="center"/>
+          </w:tcPr>
+          <w:p>
+            <w:pPr>
+              <w:jc w:val="left"/>
+            </w:pPr>
+            <w:r>
+              <w:rPr>
+                <w:b w:val="false"/>
+                <w:bCs w:val="false"/>
+                <w:color w:val="000000"/>
+                <w:sz w:val="19"/>
+                <w:szCs w:val="19"/>
+              </w:rPr>
+              <w:t xml:space="preserve">Muneeb / Claude</w:t>
+            </w:r>
+          </w:p>
+        </w:tc>
+        <w:tc>
+          <w:tcPr>
+            <w:tcW w:type="dxa" w:w="4400"/>
+            <w:tcMar>
+              <w:top w:type="dxa" w:w="80"/>
+              <w:left w:type="dxa" w:w="100"/>
+              <w:bottom w:type="dxa" w:w="80"/>
+              <w:right w:type="dxa" w:w="100"/>
+            </w:tcMar>
+            <w:vAlign w:val="center"/>
+          </w:tcPr>
+          <w:p>
+            <w:pPr>
+              <w:jc w:val="left"/>
+            </w:pPr>
+            <w:r>
+              <w:rPr>
+                <w:b w:val="false"/>
+                <w:bCs w:val="false"/>
+                <w:color w:val="000000"/>
+                <w:sz w:val="19"/>
+                <w:szCs w:val="19"/>
+              </w:rPr>
+              <w:t xml:space="preserve">Found via a documentation-vs-code validation pass: Section 8.2 previously listed only the backend API as shipped, without stating whether the frontend actually called it (it didn't, for a stretch of this project). Rewrote Section 8.2 to separate backend-shipped from frontend-wired, and added four features that existed in code but nowhere in this document: guided input mode, per-card "why this pick" signal inspection, refinement-pass history, and real (not just estimated) LLM cost display. Also corrected the signal-dimension count (was "30+", actual is 65+).</w:t>
+            </w:r>
+          </w:p>
+        </w:tc>
+      </w:tr>
     </w:tbl>
     <w:p>
       <w:pPr>
@@ -3661,7 +3771,7 @@
           <w:sz w:val="21"/>
           <w:szCs w:val="21"/>
         </w:rPr>
-        <w:t xml:space="preserve">Free-text requirement input with signal detection across 30+ business/technical dimensions</w:t>
+        <w:t xml:space="preserve">Free-text or guided-wizard requirement input with signal detection across 65+ business/technical dimensions — the wizard synthesizes the same free-text paragraph shape the rule engine already parses, so there is no separate signal-mapping code path</w:t>
       </w:r>
     </w:p>
     <w:p>
@@ -3801,6 +3911,21 @@
     </w:p>
     <w:p>
       <w:pPr>
+        <w:spacing w:after="160" w:line="276"/>
+      </w:pPr>
+      <w:r>
+        <w:rPr>
+          <w:i/>
+          <w:iCs/>
+          <w:color w:val="5B6B7C"/>
+          <w:sz w:val="19"/>
+          <w:szCs w:val="19"/>
+        </w:rPr>
+        <w:t xml:space="preserve">Two layers here, stated separately on purpose: the backend API shipping is not the same claim as a user being able to click something. Earlier revisions of this document conflated the two — the frontend had zero UI wired to the backend for a stretch of this project's history (confirmed by grep: no fetch() calls at all) even after every endpoint below was built and tested. Both layers are now true as of the guided-mode + backend-wiring milestone.</w:t>
+      </w:r>
+    </w:p>
+    <w:p>
+      <w:pPr>
         <w:pStyle w:val="ListParagraph"/>
         <w:numPr>
           <w:ilvl w:val="0"/>
@@ -3810,10 +3935,19 @@
       </w:pPr>
       <w:r>
         <w:rPr>
+          <w:b/>
+          <w:bCs/>
           <w:sz w:val="21"/>
           <w:szCs w:val="21"/>
         </w:rPr>
-        <w:t xml:space="preserve">LLM-powered refinement pass for ambiguous/conflicting requirements, using the user's own Anthropic API key — shipped as POST /api/refine</w:t>
+        <w:t xml:space="preserve">Backend API — </w:t>
+      </w:r>
+      <w:r>
+        <w:rPr>
+          <w:sz w:val="21"/>
+          <w:szCs w:val="21"/>
+        </w:rPr>
+        <w:t xml:space="preserve">LLM-powered refinement (POST /api/refine), grounded follow-up Q&amp;A (POST /api/ask), share-link persistence, and an MCP tool wrapper (recommend_stack) — all shipped and tested, using the user's own Anthropic API key, never a shared server-side key.</w:t>
       </w:r>
     </w:p>
     <w:p>
@@ -3827,10 +3961,19 @@
       </w:pPr>
       <w:r>
         <w:rPr>
+          <w:b/>
+          <w:bCs/>
           <w:sz w:val="21"/>
           <w:szCs w:val="21"/>
         </w:rPr>
-        <w:t xml:space="preserve">Share links (persistence) for completed analyses — shipped</w:t>
+        <w:t xml:space="preserve">Frontend wiring — </w:t>
+      </w:r>
+      <w:r>
+        <w:rPr>
+          <w:sz w:val="21"/>
+          <w:szCs w:val="21"/>
+        </w:rPr>
+        <w:t xml:space="preserve">a per-card "✨ Refine with AI" button and independent "💬 Ask a question" button on every stack card (asking never requires having clicked refine first), a "📎 Share this analysis" button, and a read-only shared-link view (?shared=SLUG) — all actually clickable in index.html, calling the real endpoints above.</w:t>
       </w:r>
     </w:p>
     <w:p>
@@ -3844,10 +3987,97 @@
       </w:pPr>
       <w:r>
         <w:rPr>
+          <w:b/>
+          <w:bCs/>
           <w:sz w:val="21"/>
           <w:szCs w:val="21"/>
         </w:rPr>
-        <w:t xml:space="preserve">MCP tool wrapper for use from inside Claude Desktop/Code — shipped, plus a grounded follow-up Q&amp;A endpoint (POST /api/ask) added during the build</w:t>
+        <w:t xml:space="preserve">Guided input mode — </w:t>
+      </w:r>
+      <w:r>
+        <w:rPr>
+          <w:sz w:val="21"/>
+          <w:szCs w:val="21"/>
+        </w:rPr>
+        <w:t xml:space="preserve">an equal-weight mode picker (guided wizard vs. paste-your-own free text, neither the default) and a 6-question wizard that synthesizes the same kind of free-text paragraph the rule engine already parses — no separate signal-mapping logic.</w:t>
+      </w:r>
+    </w:p>
+    <w:p>
+      <w:pPr>
+        <w:pStyle w:val="ListParagraph"/>
+        <w:numPr>
+          <w:ilvl w:val="0"/>
+          <w:numId w:val="2"/>
+        </w:numPr>
+        <w:spacing w:after="90" w:line="264"/>
+      </w:pPr>
+      <w:r>
+        <w:rPr>
+          <w:b/>
+          <w:bCs/>
+          <w:sz w:val="21"/>
+          <w:szCs w:val="21"/>
+        </w:rPr>
+        <w:t xml:space="preserve">"Why this pick," made inspectable — </w:t>
+      </w:r>
+      <w:r>
+        <w:rPr>
+          <w:sz w:val="21"/>
+          <w:szCs w:val="21"/>
+        </w:rPr>
+        <w:t xml:space="preserve">every stack card shows exactly which detected signals drove that specific recommendation, not just a confidence badge.</w:t>
+      </w:r>
+    </w:p>
+    <w:p>
+      <w:pPr>
+        <w:pStyle w:val="ListParagraph"/>
+        <w:numPr>
+          <w:ilvl w:val="0"/>
+          <w:numId w:val="2"/>
+        </w:numPr>
+        <w:spacing w:after="90" w:line="264"/>
+      </w:pPr>
+      <w:r>
+        <w:rPr>
+          <w:b/>
+          <w:bCs/>
+          <w:sz w:val="21"/>
+          <w:szCs w:val="21"/>
+        </w:rPr>
+        <w:t xml:space="preserve">Refinement history, not just the latest pass — </w:t>
+      </w:r>
+      <w:r>
+        <w:rPr>
+          <w:sz w:val="21"/>
+          <w:szCs w:val="21"/>
+        </w:rPr>
+        <w:t xml:space="preserve">every "Refine with AI" pass is kept, not overwritten, so a user can compare how the reasoning changed across repeated passes (this is also what makes the BRD Section 7 "disagreement rate" metric measurable later).</w:t>
+      </w:r>
+    </w:p>
+    <w:p>
+      <w:pPr>
+        <w:pStyle w:val="ListParagraph"/>
+        <w:numPr>
+          <w:ilvl w:val="0"/>
+          <w:numId w:val="2"/>
+        </w:numPr>
+        <w:spacing w:after="90" w:line="264"/>
+      </w:pPr>
+      <w:r>
+        <w:rPr>
+          <w:b/>
+          <w:bCs/>
+          <w:sz w:val="21"/>
+          <w:szCs w:val="21"/>
+        </w:rPr>
+        <w:t xml:space="preserve">Real cost, not just estimated cost — </w:t>
+      </w:r>
+      <w:r>
+        <w:rPr>
+          <w:sz w:val="21"/>
+          <w:szCs w:val="21"/>
+        </w:rPr>
+        <w:t xml:space="preserve">real Anthropic token usage from the refine/ask response is shown next to the existing directional cost estimate, not just guessed.</w:t>
       </w:r>
     </w:p>
     <w:p>

--- a/docs/AI-Stack-Advisor-BRD.docx
+++ b/docs/AI-Stack-Advisor-BRD.docx
@@ -72,7 +72,7 @@
           <w:sz w:val="20"/>
           <w:szCs w:val="20"/>
         </w:rPr>
-        <w:t xml:space="preserve">1.2</w:t>
+        <w:t xml:space="preserve">1.3</w:t>
       </w:r>
     </w:p>
     <w:p>
@@ -144,7 +144,7 @@
           <w:sz w:val="20"/>
           <w:szCs w:val="20"/>
         </w:rPr>
-        <w:t xml:space="preserve">August 14, 2026</w:t>
+        <w:t xml:space="preserve">August 26, 2026</w:t>
       </w:r>
     </w:p>
     <w:p>
@@ -904,6 +904,120 @@
           </w:p>
         </w:tc>
       </w:tr>
+      <w:tr>
+        <w:tc>
+          <w:tcPr>
+            <w:tcW w:type="dxa" w:w="1400"/>
+            <w:shd w:fill="EAF0F6" w:val="clear"/>
+            <w:tcMar>
+              <w:top w:type="dxa" w:w="80"/>
+              <w:left w:type="dxa" w:w="100"/>
+              <w:bottom w:type="dxa" w:w="80"/>
+              <w:right w:type="dxa" w:w="100"/>
+            </w:tcMar>
+            <w:vAlign w:val="center"/>
+          </w:tcPr>
+          <w:p>
+            <w:pPr>
+              <w:jc w:val="left"/>
+            </w:pPr>
+            <w:r>
+              <w:rPr>
+                <w:b w:val="false"/>
+                <w:bCs w:val="false"/>
+                <w:color w:val="000000"/>
+                <w:sz w:val="19"/>
+                <w:szCs w:val="19"/>
+              </w:rPr>
+              <w:t xml:space="preserve">1.3</w:t>
+            </w:r>
+          </w:p>
+        </w:tc>
+        <w:tc>
+          <w:tcPr>
+            <w:tcW w:type="dxa" w:w="1800"/>
+            <w:shd w:fill="EAF0F6" w:val="clear"/>
+            <w:tcMar>
+              <w:top w:type="dxa" w:w="80"/>
+              <w:left w:type="dxa" w:w="100"/>
+              <w:bottom w:type="dxa" w:w="80"/>
+              <w:right w:type="dxa" w:w="100"/>
+            </w:tcMar>
+            <w:vAlign w:val="center"/>
+          </w:tcPr>
+          <w:p>
+            <w:pPr>
+              <w:jc w:val="left"/>
+            </w:pPr>
+            <w:r>
+              <w:rPr>
+                <w:b w:val="false"/>
+                <w:bCs w:val="false"/>
+                <w:color w:val="000000"/>
+                <w:sz w:val="19"/>
+                <w:szCs w:val="19"/>
+              </w:rPr>
+              <w:t xml:space="preserve">Later session</w:t>
+            </w:r>
+          </w:p>
+        </w:tc>
+        <w:tc>
+          <w:tcPr>
+            <w:tcW w:type="dxa" w:w="2400"/>
+            <w:shd w:fill="EAF0F6" w:val="clear"/>
+            <w:tcMar>
+              <w:top w:type="dxa" w:w="80"/>
+              <w:left w:type="dxa" w:w="100"/>
+              <w:bottom w:type="dxa" w:w="80"/>
+              <w:right w:type="dxa" w:w="100"/>
+            </w:tcMar>
+            <w:vAlign w:val="center"/>
+          </w:tcPr>
+          <w:p>
+            <w:pPr>
+              <w:jc w:val="left"/>
+            </w:pPr>
+            <w:r>
+              <w:rPr>
+                <w:b w:val="false"/>
+                <w:bCs w:val="false"/>
+                <w:color w:val="000000"/>
+                <w:sz w:val="19"/>
+                <w:szCs w:val="19"/>
+              </w:rPr>
+              <w:t xml:space="preserve">Muneeb / Claude</w:t>
+            </w:r>
+          </w:p>
+        </w:tc>
+        <w:tc>
+          <w:tcPr>
+            <w:tcW w:type="dxa" w:w="4400"/>
+            <w:shd w:fill="EAF0F6" w:val="clear"/>
+            <w:tcMar>
+              <w:top w:type="dxa" w:w="80"/>
+              <w:left w:type="dxa" w:w="100"/>
+              <w:bottom w:type="dxa" w:w="80"/>
+              <w:right w:type="dxa" w:w="100"/>
+            </w:tcMar>
+            <w:vAlign w:val="center"/>
+          </w:tcPr>
+          <w:p>
+            <w:pPr>
+              <w:jc w:val="left"/>
+            </w:pPr>
+            <w:r>
+              <w:rPr>
+                <w:b w:val="false"/>
+                <w:bCs w:val="false"/>
+                <w:color w:val="000000"/>
+                <w:sz w:val="19"/>
+                <w:szCs w:val="19"/>
+              </w:rPr>
+              <w:t xml:space="preserve">Documented four features shipped since 1.2 in Section 8.2: an AI Opportunity &amp; Leverage Layer surfacing where AI could plausibly be added to a recommended stack; a unified, maintainer-extensible technology catalog; Huawei Cloud vendor support, broadening the product's addressable market to teams already committed to (or evaluating) Huawei Cloud, particularly APAC/China-market deployments; and a new Hybrid Connectivity core category. Corrected the signal-dimension count again (65+ -&gt; 100+, PRD Section 2). No BR status changes — all four are client-side capability additions within the existing BR-5 (zero marginal cost) constraint.</w:t>
+            </w:r>
+          </w:p>
+        </w:tc>
+      </w:tr>
     </w:tbl>
     <w:p>
       <w:pPr>
@@ -4078,6 +4192,110 @@
           <w:szCs w:val="21"/>
         </w:rPr>
         <w:t xml:space="preserve">real Anthropic token usage from the refine/ask response is shown next to the existing directional cost estimate, not just guessed.</w:t>
+      </w:r>
+    </w:p>
+    <w:p>
+      <w:pPr>
+        <w:pStyle w:val="ListParagraph"/>
+        <w:numPr>
+          <w:ilvl w:val="0"/>
+          <w:numId w:val="2"/>
+        </w:numPr>
+        <w:spacing w:after="90" w:line="264"/>
+      </w:pPr>
+      <w:r>
+        <w:rPr>
+          <w:b/>
+          <w:bCs/>
+          <w:sz w:val="21"/>
+          <w:szCs w:val="21"/>
+        </w:rPr>
+        <w:t xml:space="preserve">AI Opportunity &amp; Leverage Layer — </w:t>
+      </w:r>
+      <w:r>
+        <w:rPr>
+          <w:sz w:val="21"/>
+          <w:szCs w:val="21"/>
+        </w:rPr>
+        <w:t xml:space="preserve">a 12-pattern catalog surfacing where AI could plausibly be added to (or upgraded within) a recommended stack, with compliance-aware guardrails (e.g. Text-to-SQL is never suggested unguarded against regulated data). Client-side only, no marginal cost.</w:t>
+      </w:r>
+    </w:p>
+    <w:p>
+      <w:pPr>
+        <w:pStyle w:val="ListParagraph"/>
+        <w:numPr>
+          <w:ilvl w:val="0"/>
+          <w:numId w:val="2"/>
+        </w:numPr>
+        <w:spacing w:after="90" w:line="264"/>
+      </w:pPr>
+      <w:r>
+        <w:rPr>
+          <w:b/>
+          <w:bCs/>
+          <w:sz w:val="21"/>
+          <w:szCs w:val="21"/>
+        </w:rPr>
+        <w:t xml:space="preserve">Unified, extensible technology catalog — </w:t>
+      </w:r>
+      <w:r>
+        <w:rPr>
+          <w:sz w:val="21"/>
+          <w:szCs w:val="21"/>
+        </w:rPr>
+        <w:t xml:space="preserve">243 technologies in one source of truth, with a maintainer CLI (scripts/add_tech.py) and a client-side custom-overlay so the catalog can grow without a code release for every addition.</w:t>
+      </w:r>
+    </w:p>
+    <w:p>
+      <w:pPr>
+        <w:pStyle w:val="ListParagraph"/>
+        <w:numPr>
+          <w:ilvl w:val="0"/>
+          <w:numId w:val="2"/>
+        </w:numPr>
+        <w:spacing w:after="90" w:line="264"/>
+      </w:pPr>
+      <w:r>
+        <w:rPr>
+          <w:b/>
+          <w:bCs/>
+          <w:sz w:val="21"/>
+          <w:szCs w:val="21"/>
+        </w:rPr>
+        <w:t xml:space="preserve">Huawei Cloud vendor support — </w:t>
+      </w:r>
+      <w:r>
+        <w:rPr>
+          <w:sz w:val="21"/>
+          <w:szCs w:val="21"/>
+        </w:rPr>
+        <w:t xml:space="preserve">recommendations now branch on Huawei Cloud the same way they already do for AWS/Azure/GCP, extending the product's relevance to teams already on (or evaluating) Huawei Cloud, particularly APAC/China-market deployments — a market segment the product previously had zero coverage for.</w:t>
+      </w:r>
+    </w:p>
+    <w:p>
+      <w:pPr>
+        <w:pStyle w:val="ListParagraph"/>
+        <w:numPr>
+          <w:ilvl w:val="0"/>
+          <w:numId w:val="2"/>
+        </w:numPr>
+        <w:spacing w:after="90" w:line="264"/>
+      </w:pPr>
+      <w:r>
+        <w:rPr>
+          <w:b/>
+          <w:bCs/>
+          <w:sz w:val="21"/>
+          <w:szCs w:val="21"/>
+        </w:rPr>
+        <w:t xml:space="preserve">Hybrid Connectivity — </w:t>
+      </w:r>
+      <w:r>
+        <w:rPr>
+          <w:sz w:val="21"/>
+          <w:szCs w:val="21"/>
+        </w:rPr>
+        <w:t xml:space="preserve">a new core recommendation category for teams bridging on-prem and cloud infrastructure via a dedicated link, matched to whichever cloud vendor was recommended.</w:t>
       </w:r>
     </w:p>
     <w:p>
@@ -5700,7 +5918,7 @@
                 <w:sz w:val="19"/>
                 <w:szCs w:val="19"/>
               </w:rPr>
-              <w:t xml:space="preserve">v3</w:t>
+              <w:t xml:space="preserve">v2.2</w:t>
             </w:r>
           </w:p>
         </w:tc>
@@ -5728,7 +5946,7 @@
                 <w:sz w:val="19"/>
                 <w:szCs w:val="19"/>
               </w:rPr>
-              <w:t xml:space="preserve">Informed by real user feedback per BR-7 — scope not yet defined</w:t>
+              <w:t xml:space="preserve">AI Opportunity &amp; Leverage Layer, unified/extensible technology catalog, Huawei Cloud vendor support, Hybrid Connectivity category — see PRD Section 11 for the technical detail</w:t>
             </w:r>
           </w:p>
         </w:tc>
@@ -5736,6 +5954,89 @@
           <w:tcPr>
             <w:tcW w:type="dxa" w:w="1600"/>
             <w:shd w:fill="EAF0F6" w:val="clear"/>
+            <w:tcMar>
+              <w:top w:type="dxa" w:w="80"/>
+              <w:left w:type="dxa" w:w="100"/>
+              <w:bottom w:type="dxa" w:w="80"/>
+              <w:right w:type="dxa" w:w="100"/>
+            </w:tcMar>
+            <w:vAlign w:val="center"/>
+          </w:tcPr>
+          <w:p>
+            <w:pPr>
+              <w:jc w:val="left"/>
+            </w:pPr>
+            <w:r>
+              <w:rPr>
+                <w:b w:val="false"/>
+                <w:bCs w:val="false"/>
+                <w:color w:val="000000"/>
+                <w:sz w:val="19"/>
+                <w:szCs w:val="19"/>
+              </w:rPr>
+              <w:t xml:space="preserve">Shipped</w:t>
+            </w:r>
+          </w:p>
+        </w:tc>
+      </w:tr>
+      <w:tr>
+        <w:tc>
+          <w:tcPr>
+            <w:tcW w:type="dxa" w:w="1800"/>
+            <w:tcMar>
+              <w:top w:type="dxa" w:w="80"/>
+              <w:left w:type="dxa" w:w="100"/>
+              <w:bottom w:type="dxa" w:w="80"/>
+              <w:right w:type="dxa" w:w="100"/>
+            </w:tcMar>
+            <w:vAlign w:val="center"/>
+          </w:tcPr>
+          <w:p>
+            <w:pPr>
+              <w:jc w:val="left"/>
+            </w:pPr>
+            <w:r>
+              <w:rPr>
+                <w:b w:val="false"/>
+                <w:bCs w:val="false"/>
+                <w:color w:val="000000"/>
+                <w:sz w:val="19"/>
+                <w:szCs w:val="19"/>
+              </w:rPr>
+              <w:t xml:space="preserve">v3</w:t>
+            </w:r>
+          </w:p>
+        </w:tc>
+        <w:tc>
+          <w:tcPr>
+            <w:tcW w:type="dxa" w:w="5400"/>
+            <w:tcMar>
+              <w:top w:type="dxa" w:w="80"/>
+              <w:left w:type="dxa" w:w="100"/>
+              <w:bottom w:type="dxa" w:w="80"/>
+              <w:right w:type="dxa" w:w="100"/>
+            </w:tcMar>
+            <w:vAlign w:val="center"/>
+          </w:tcPr>
+          <w:p>
+            <w:pPr>
+              <w:jc w:val="left"/>
+            </w:pPr>
+            <w:r>
+              <w:rPr>
+                <w:b w:val="false"/>
+                <w:bCs w:val="false"/>
+                <w:color w:val="000000"/>
+                <w:sz w:val="19"/>
+                <w:szCs w:val="19"/>
+              </w:rPr>
+              <w:t xml:space="preserve">Informed by real user feedback per BR-7 — scope not yet defined</w:t>
+            </w:r>
+          </w:p>
+        </w:tc>
+        <w:tc>
+          <w:tcPr>
+            <w:tcW w:type="dxa" w:w="1600"/>
             <w:tcMar>
               <w:top w:type="dxa" w:w="80"/>
               <w:left w:type="dxa" w:w="100"/>

--- a/docs/AI-Stack-Advisor-BRD.docx
+++ b/docs/AI-Stack-Advisor-BRD.docx
@@ -72,7 +72,7 @@
           <w:sz w:val="20"/>
           <w:szCs w:val="20"/>
         </w:rPr>
-        <w:t xml:space="preserve">1.3</w:t>
+        <w:t xml:space="preserve">1.4</w:t>
       </w:r>
     </w:p>
     <w:p>
@@ -144,7 +144,7 @@
           <w:sz w:val="20"/>
           <w:szCs w:val="20"/>
         </w:rPr>
-        <w:t xml:space="preserve">August 26, 2026</w:t>
+        <w:t xml:space="preserve">August 29, 2026</w:t>
       </w:r>
     </w:p>
     <w:p>
@@ -1018,6 +1018,116 @@
           </w:p>
         </w:tc>
       </w:tr>
+      <w:tr>
+        <w:tc>
+          <w:tcPr>
+            <w:tcW w:type="dxa" w:w="1400"/>
+            <w:tcMar>
+              <w:top w:type="dxa" w:w="80"/>
+              <w:left w:type="dxa" w:w="100"/>
+              <w:bottom w:type="dxa" w:w="80"/>
+              <w:right w:type="dxa" w:w="100"/>
+            </w:tcMar>
+            <w:vAlign w:val="center"/>
+          </w:tcPr>
+          <w:p>
+            <w:pPr>
+              <w:jc w:val="left"/>
+            </w:pPr>
+            <w:r>
+              <w:rPr>
+                <w:b w:val="false"/>
+                <w:bCs w:val="false"/>
+                <w:color w:val="000000"/>
+                <w:sz w:val="19"/>
+                <w:szCs w:val="19"/>
+              </w:rPr>
+              <w:t xml:space="preserve">1.4</w:t>
+            </w:r>
+          </w:p>
+        </w:tc>
+        <w:tc>
+          <w:tcPr>
+            <w:tcW w:type="dxa" w:w="1800"/>
+            <w:tcMar>
+              <w:top w:type="dxa" w:w="80"/>
+              <w:left w:type="dxa" w:w="100"/>
+              <w:bottom w:type="dxa" w:w="80"/>
+              <w:right w:type="dxa" w:w="100"/>
+            </w:tcMar>
+            <w:vAlign w:val="center"/>
+          </w:tcPr>
+          <w:p>
+            <w:pPr>
+              <w:jc w:val="left"/>
+            </w:pPr>
+            <w:r>
+              <w:rPr>
+                <w:b w:val="false"/>
+                <w:bCs w:val="false"/>
+                <w:color w:val="000000"/>
+                <w:sz w:val="19"/>
+                <w:szCs w:val="19"/>
+              </w:rPr>
+              <w:t xml:space="preserve">Later session</w:t>
+            </w:r>
+          </w:p>
+        </w:tc>
+        <w:tc>
+          <w:tcPr>
+            <w:tcW w:type="dxa" w:w="2400"/>
+            <w:tcMar>
+              <w:top w:type="dxa" w:w="80"/>
+              <w:left w:type="dxa" w:w="100"/>
+              <w:bottom w:type="dxa" w:w="80"/>
+              <w:right w:type="dxa" w:w="100"/>
+            </w:tcMar>
+            <w:vAlign w:val="center"/>
+          </w:tcPr>
+          <w:p>
+            <w:pPr>
+              <w:jc w:val="left"/>
+            </w:pPr>
+            <w:r>
+              <w:rPr>
+                <w:b w:val="false"/>
+                <w:bCs w:val="false"/>
+                <w:color w:val="000000"/>
+                <w:sz w:val="19"/>
+                <w:szCs w:val="19"/>
+              </w:rPr>
+              <w:t xml:space="preserve">Muneeb / Claude</w:t>
+            </w:r>
+          </w:p>
+        </w:tc>
+        <w:tc>
+          <w:tcPr>
+            <w:tcW w:type="dxa" w:w="4400"/>
+            <w:tcMar>
+              <w:top w:type="dxa" w:w="80"/>
+              <w:left w:type="dxa" w:w="100"/>
+              <w:bottom w:type="dxa" w:w="80"/>
+              <w:right w:type="dxa" w:w="100"/>
+            </w:tcMar>
+            <w:vAlign w:val="center"/>
+          </w:tcPr>
+          <w:p>
+            <w:pPr>
+              <w:jc w:val="left"/>
+            </w:pPr>
+            <w:r>
+              <w:rPr>
+                <w:b w:val="false"/>
+                <w:bCs w:val="false"/>
+                <w:color w:val="000000"/>
+                <w:sz w:val="19"/>
+                <w:szCs w:val="19"/>
+              </w:rPr>
+              <w:t xml:space="preserve">Documented the Enterprise v2.0 shell in Section 8.2: a persistent sidebar replacing the old fixed-position theme toggle and per-page export controls, a 3-column results layout with a refine/ask drawer, a localStorage-backed analysis history list, and a full mobile responsive treatment (bottom navigation, full-screen overlays for history/export, a re-tuned Flow View canvas). Also documented 8 accessibility/interaction fixes (keyboard navigation, ARIA labeling, focus handling) and the removal of the last remaining emoji-as-iconography instances in favor of stroke icons. All client-side-only, within the existing BR-5 (zero marginal cost) constraint — no BR status changes.</w:t>
+            </w:r>
+          </w:p>
+        </w:tc>
+      </w:tr>
     </w:tbl>
     <w:p>
       <w:pPr>
@@ -4296,6 +4406,110 @@
           <w:szCs w:val="21"/>
         </w:rPr>
         <w:t xml:space="preserve">a new core recommendation category for teams bridging on-prem and cloud infrastructure via a dedicated link, matched to whichever cloud vendor was recommended.</w:t>
+      </w:r>
+    </w:p>
+    <w:p>
+      <w:pPr>
+        <w:pStyle w:val="ListParagraph"/>
+        <w:numPr>
+          <w:ilvl w:val="0"/>
+          <w:numId w:val="2"/>
+        </w:numPr>
+        <w:spacing w:after="90" w:line="264"/>
+      </w:pPr>
+      <w:r>
+        <w:rPr>
+          <w:b/>
+          <w:bCs/>
+          <w:sz w:val="21"/>
+          <w:szCs w:val="21"/>
+        </w:rPr>
+        <w:t xml:space="preserve">Enterprise shell — </w:t>
+      </w:r>
+      <w:r>
+        <w:rPr>
+          <w:sz w:val="21"/>
+          <w:szCs w:val="21"/>
+        </w:rPr>
+        <w:t xml:space="preserve">a persistent sidebar (New Analysis, jump-to-current-analysis, Export/Share, a localStorage-backed "Recent" analysis history list, theme toggle) replacing the previous fixed-position theme button and inline per-page export controls; results render in a 3-column layout (in-page navigation, results/flow content, a refine/ask drawer) instead of a single flowing column.</w:t>
+      </w:r>
+    </w:p>
+    <w:p>
+      <w:pPr>
+        <w:pStyle w:val="ListParagraph"/>
+        <w:numPr>
+          <w:ilvl w:val="0"/>
+          <w:numId w:val="2"/>
+        </w:numPr>
+        <w:spacing w:after="90" w:line="264"/>
+      </w:pPr>
+      <w:r>
+        <w:rPr>
+          <w:b/>
+          <w:bCs/>
+          <w:sz w:val="21"/>
+          <w:szCs w:val="21"/>
+        </w:rPr>
+        <w:t xml:space="preserve">Mobile responsive collapse — </w:t>
+      </w:r>
+      <w:r>
+        <w:rPr>
+          <w:sz w:val="21"/>
+          <w:szCs w:val="21"/>
+        </w:rPr>
+        <w:t xml:space="preserve">the sidebar becomes a bottom navigation bar on narrow viewports, with History and Export/Share opening as full-screen overlays (the same underlying elements the desktop sidebar uses, not a duplicated mobile-only implementation); the refine/ask drawer becomes a full-screen modal instead of a partial sticky overlay; the Flow View canvas gets a dedicated mobile treatment (minimap hidden, larger touch targets, toolbar repositioned to clear the fixed bottom nav).</w:t>
+      </w:r>
+    </w:p>
+    <w:p>
+      <w:pPr>
+        <w:pStyle w:val="ListParagraph"/>
+        <w:numPr>
+          <w:ilvl w:val="0"/>
+          <w:numId w:val="2"/>
+        </w:numPr>
+        <w:spacing w:after="90" w:line="264"/>
+      </w:pPr>
+      <w:r>
+        <w:rPr>
+          <w:b/>
+          <w:bCs/>
+          <w:sz w:val="21"/>
+          <w:szCs w:val="21"/>
+        </w:rPr>
+        <w:t xml:space="preserve">Accessibility fixes — </w:t>
+      </w:r>
+      <w:r>
+        <w:rPr>
+          <w:sz w:val="21"/>
+          <w:szCs w:val="21"/>
+        </w:rPr>
+        <w:t xml:space="preserve">keyboard navigation and ARIA labeling added to the mode-selection cards, the Flow View canvas nodes, and several icon-only controls; global Escape-key handling extended to close every open drawer/modal/popover consistently, not just the export menu; a modal backdrop-click-to-dismiss added where it was previously missing.</w:t>
+      </w:r>
+    </w:p>
+    <w:p>
+      <w:pPr>
+        <w:pStyle w:val="ListParagraph"/>
+        <w:numPr>
+          <w:ilvl w:val="0"/>
+          <w:numId w:val="2"/>
+        </w:numPr>
+        <w:spacing w:after="90" w:line="264"/>
+      </w:pPr>
+      <w:r>
+        <w:rPr>
+          <w:b/>
+          <w:bCs/>
+          <w:sz w:val="21"/>
+          <w:szCs w:val="21"/>
+        </w:rPr>
+        <w:t xml:space="preserve">Iconography cleanup — </w:t>
+      </w:r>
+      <w:r>
+        <w:rPr>
+          <w:sz w:val="21"/>
+          <w:szCs w:val="21"/>
+        </w:rPr>
+        <w:t xml:space="preserve">the last remaining emoji-as-iconography instances (a 45-item options panel plus 3 unrelated stray uses) replaced with the same stroke-icon system used everywhere else in the product, completing the icon migration from an earlier session.</w:t>
       </w:r>
     </w:p>
     <w:p>

--- a/docs/AI-Stack-Advisor-BRD.docx
+++ b/docs/AI-Stack-Advisor-BRD.docx
@@ -72,7 +72,7 @@
           <w:sz w:val="20"/>
           <w:szCs w:val="20"/>
         </w:rPr>
-        <w:t xml:space="preserve">1.4</w:t>
+        <w:t xml:space="preserve">1.5</w:t>
       </w:r>
     </w:p>
     <w:p>
@@ -144,7 +144,7 @@
           <w:sz w:val="20"/>
           <w:szCs w:val="20"/>
         </w:rPr>
-        <w:t xml:space="preserve">August 29, 2026</w:t>
+        <w:t xml:space="preserve">August 30, 2026</w:t>
       </w:r>
     </w:p>
     <w:p>
@@ -1128,6 +1128,120 @@
           </w:p>
         </w:tc>
       </w:tr>
+      <w:tr>
+        <w:tc>
+          <w:tcPr>
+            <w:tcW w:type="dxa" w:w="1400"/>
+            <w:shd w:fill="EAF0F6" w:val="clear"/>
+            <w:tcMar>
+              <w:top w:type="dxa" w:w="80"/>
+              <w:left w:type="dxa" w:w="100"/>
+              <w:bottom w:type="dxa" w:w="80"/>
+              <w:right w:type="dxa" w:w="100"/>
+            </w:tcMar>
+            <w:vAlign w:val="center"/>
+          </w:tcPr>
+          <w:p>
+            <w:pPr>
+              <w:jc w:val="left"/>
+            </w:pPr>
+            <w:r>
+              <w:rPr>
+                <w:b w:val="false"/>
+                <w:bCs w:val="false"/>
+                <w:color w:val="000000"/>
+                <w:sz w:val="19"/>
+                <w:szCs w:val="19"/>
+              </w:rPr>
+              <w:t xml:space="preserve">1.5</w:t>
+            </w:r>
+          </w:p>
+        </w:tc>
+        <w:tc>
+          <w:tcPr>
+            <w:tcW w:type="dxa" w:w="1800"/>
+            <w:shd w:fill="EAF0F6" w:val="clear"/>
+            <w:tcMar>
+              <w:top w:type="dxa" w:w="80"/>
+              <w:left w:type="dxa" w:w="100"/>
+              <w:bottom w:type="dxa" w:w="80"/>
+              <w:right w:type="dxa" w:w="100"/>
+            </w:tcMar>
+            <w:vAlign w:val="center"/>
+          </w:tcPr>
+          <w:p>
+            <w:pPr>
+              <w:jc w:val="left"/>
+            </w:pPr>
+            <w:r>
+              <w:rPr>
+                <w:b w:val="false"/>
+                <w:bCs w:val="false"/>
+                <w:color w:val="000000"/>
+                <w:sz w:val="19"/>
+                <w:szCs w:val="19"/>
+              </w:rPr>
+              <w:t xml:space="preserve">Later session</w:t>
+            </w:r>
+          </w:p>
+        </w:tc>
+        <w:tc>
+          <w:tcPr>
+            <w:tcW w:type="dxa" w:w="2400"/>
+            <w:shd w:fill="EAF0F6" w:val="clear"/>
+            <w:tcMar>
+              <w:top w:type="dxa" w:w="80"/>
+              <w:left w:type="dxa" w:w="100"/>
+              <w:bottom w:type="dxa" w:w="80"/>
+              <w:right w:type="dxa" w:w="100"/>
+            </w:tcMar>
+            <w:vAlign w:val="center"/>
+          </w:tcPr>
+          <w:p>
+            <w:pPr>
+              <w:jc w:val="left"/>
+            </w:pPr>
+            <w:r>
+              <w:rPr>
+                <w:b w:val="false"/>
+                <w:bCs w:val="false"/>
+                <w:color w:val="000000"/>
+                <w:sz w:val="19"/>
+                <w:szCs w:val="19"/>
+              </w:rPr>
+              <w:t xml:space="preserve">Muneeb / Claude</w:t>
+            </w:r>
+          </w:p>
+        </w:tc>
+        <w:tc>
+          <w:tcPr>
+            <w:tcW w:type="dxa" w:w="4400"/>
+            <w:shd w:fill="EAF0F6" w:val="clear"/>
+            <w:tcMar>
+              <w:top w:type="dxa" w:w="80"/>
+              <w:left w:type="dxa" w:w="100"/>
+              <w:bottom w:type="dxa" w:w="80"/>
+              <w:right w:type="dxa" w:w="100"/>
+            </w:tcMar>
+            <w:vAlign w:val="center"/>
+          </w:tcPr>
+          <w:p>
+            <w:pPr>
+              <w:jc w:val="left"/>
+            </w:pPr>
+            <w:r>
+              <w:rPr>
+                <w:b w:val="false"/>
+                <w:bCs w:val="false"/>
+                <w:color w:val="000000"/>
+                <w:sz w:val="19"/>
+                <w:szCs w:val="19"/>
+              </w:rPr>
+              <w:t xml:space="preserve">Documented the "Challenge This Pick" widget in Section 8.2: a per-card affordance letting a user state a preferred alternative and why, captured to localStorage always and synced to a new backend Disagreement record when an Analysis already exists server-side. This is the first real instrumentation for BRD Section 7's "disagreement rate" success metric, which had zero implementation anywhere before this. No BR status changes — this is new instrumentation, not a change to what the product recommends.</w:t>
+            </w:r>
+          </w:p>
+        </w:tc>
+      </w:tr>
     </w:tbl>
     <w:p>
       <w:pPr>
@@ -4510,6 +4624,32 @@
           <w:szCs w:val="21"/>
         </w:rPr>
         <w:t xml:space="preserve">the last remaining emoji-as-iconography instances (a 45-item options panel plus 3 unrelated stray uses) replaced with the same stroke-icon system used everywhere else in the product, completing the icon migration from an earlier session.</w:t>
+      </w:r>
+    </w:p>
+    <w:p>
+      <w:pPr>
+        <w:pStyle w:val="ListParagraph"/>
+        <w:numPr>
+          <w:ilvl w:val="0"/>
+          <w:numId w:val="2"/>
+        </w:numPr>
+        <w:spacing w:after="90" w:line="264"/>
+      </w:pPr>
+      <w:r>
+        <w:rPr>
+          <w:b/>
+          <w:bCs/>
+          <w:sz w:val="21"/>
+          <w:szCs w:val="21"/>
+        </w:rPr>
+        <w:t xml:space="preserve">"Challenge This Pick" — </w:t>
+      </w:r>
+      <w:r>
+        <w:rPr>
+          <w:sz w:val="21"/>
+          <w:szCs w:val="21"/>
+        </w:rPr>
+        <w:t xml:space="preserve">a widget on every stack card letting a user name a preferred alternative and explain why, reusing the same per-category vendor data already shown in each card's "See N alternatives" disclosure. Always captured to localStorage; additionally synced to a new backend record when the current analysis has already been persisted server-side. First real instrumentation for the BRD Section 7 "disagreement rate" metric.</w:t>
       </w:r>
     </w:p>
     <w:p>

--- a/docs/AI-Stack-Advisor-BRD.docx
+++ b/docs/AI-Stack-Advisor-BRD.docx
@@ -72,7 +72,7 @@
           <w:sz w:val="20"/>
           <w:szCs w:val="20"/>
         </w:rPr>
-        <w:t xml:space="preserve">1.5</w:t>
+        <w:t xml:space="preserve">1.6</w:t>
       </w:r>
     </w:p>
     <w:p>
@@ -144,7 +144,7 @@
           <w:sz w:val="20"/>
           <w:szCs w:val="20"/>
         </w:rPr>
-        <w:t xml:space="preserve">August 30, 2026</w:t>
+        <w:t xml:space="preserve">August 31, 2026</w:t>
       </w:r>
     </w:p>
     <w:p>
@@ -1242,6 +1242,116 @@
           </w:p>
         </w:tc>
       </w:tr>
+      <w:tr>
+        <w:tc>
+          <w:tcPr>
+            <w:tcW w:type="dxa" w:w="1400"/>
+            <w:tcMar>
+              <w:top w:type="dxa" w:w="80"/>
+              <w:left w:type="dxa" w:w="100"/>
+              <w:bottom w:type="dxa" w:w="80"/>
+              <w:right w:type="dxa" w:w="100"/>
+            </w:tcMar>
+            <w:vAlign w:val="center"/>
+          </w:tcPr>
+          <w:p>
+            <w:pPr>
+              <w:jc w:val="left"/>
+            </w:pPr>
+            <w:r>
+              <w:rPr>
+                <w:b w:val="false"/>
+                <w:bCs w:val="false"/>
+                <w:color w:val="000000"/>
+                <w:sz w:val="19"/>
+                <w:szCs w:val="19"/>
+              </w:rPr>
+              <w:t xml:space="preserve">1.6</w:t>
+            </w:r>
+          </w:p>
+        </w:tc>
+        <w:tc>
+          <w:tcPr>
+            <w:tcW w:type="dxa" w:w="1800"/>
+            <w:tcMar>
+              <w:top w:type="dxa" w:w="80"/>
+              <w:left w:type="dxa" w:w="100"/>
+              <w:bottom w:type="dxa" w:w="80"/>
+              <w:right w:type="dxa" w:w="100"/>
+            </w:tcMar>
+            <w:vAlign w:val="center"/>
+          </w:tcPr>
+          <w:p>
+            <w:pPr>
+              <w:jc w:val="left"/>
+            </w:pPr>
+            <w:r>
+              <w:rPr>
+                <w:b w:val="false"/>
+                <w:bCs w:val="false"/>
+                <w:color w:val="000000"/>
+                <w:sz w:val="19"/>
+                <w:szCs w:val="19"/>
+              </w:rPr>
+              <w:t xml:space="preserve">Later session</w:t>
+            </w:r>
+          </w:p>
+        </w:tc>
+        <w:tc>
+          <w:tcPr>
+            <w:tcW w:type="dxa" w:w="2400"/>
+            <w:tcMar>
+              <w:top w:type="dxa" w:w="80"/>
+              <w:left w:type="dxa" w:w="100"/>
+              <w:bottom w:type="dxa" w:w="80"/>
+              <w:right w:type="dxa" w:w="100"/>
+            </w:tcMar>
+            <w:vAlign w:val="center"/>
+          </w:tcPr>
+          <w:p>
+            <w:pPr>
+              <w:jc w:val="left"/>
+            </w:pPr>
+            <w:r>
+              <w:rPr>
+                <w:b w:val="false"/>
+                <w:bCs w:val="false"/>
+                <w:color w:val="000000"/>
+                <w:sz w:val="19"/>
+                <w:szCs w:val="19"/>
+              </w:rPr>
+              <w:t xml:space="preserve">Muneeb / Claude</w:t>
+            </w:r>
+          </w:p>
+        </w:tc>
+        <w:tc>
+          <w:tcPr>
+            <w:tcW w:type="dxa" w:w="4400"/>
+            <w:tcMar>
+              <w:top w:type="dxa" w:w="80"/>
+              <w:left w:type="dxa" w:w="100"/>
+              <w:bottom w:type="dxa" w:w="80"/>
+              <w:right w:type="dxa" w:w="100"/>
+            </w:tcMar>
+            <w:vAlign w:val="center"/>
+          </w:tcPr>
+          <w:p>
+            <w:pPr>
+              <w:jc w:val="left"/>
+            </w:pPr>
+            <w:r>
+              <w:rPr>
+                <w:b w:val="false"/>
+                <w:bCs w:val="false"/>
+                <w:color w:val="000000"/>
+                <w:sz w:val="19"/>
+                <w:szCs w:val="19"/>
+              </w:rPr>
+              <w:t xml:space="preserve">Documented Harness Readiness in Section 8.2 — a fourth entry mode, distinct from the other three: instead of recommending a technology stack, it scores a team's own agent-development practices (system of record, tools, verification, guardrails, observability) via a guided 5-question self-audit, grounded in a third-party practitioner rubric (cited in-product), and outputs a score, band, and fix-priority list. Deliberately names no vendor for guardrails/observability, per market research finding that vendor category consolidated into security-platform acquisitions in 2026. Client-side only, no marginal cost, no new BR — this is the first exploratory step into a new "help teams build their own harness" direction rather than a change to the existing stack-recommendation product.</w:t>
+            </w:r>
+          </w:p>
+        </w:tc>
+      </w:tr>
     </w:tbl>
     <w:p>
       <w:pPr>
@@ -4650,6 +4760,32 @@
           <w:szCs w:val="21"/>
         </w:rPr>
         <w:t xml:space="preserve">a widget on every stack card letting a user name a preferred alternative and explain why, reusing the same per-category vendor data already shown in each card's "See N alternatives" disclosure. Always captured to localStorage; additionally synced to a new backend record when the current analysis has already been persisted server-side. First real instrumentation for the BRD Section 7 "disagreement rate" metric.</w:t>
+      </w:r>
+    </w:p>
+    <w:p>
+      <w:pPr>
+        <w:pStyle w:val="ListParagraph"/>
+        <w:numPr>
+          <w:ilvl w:val="0"/>
+          <w:numId w:val="2"/>
+        </w:numPr>
+        <w:spacing w:after="90" w:line="264"/>
+      </w:pPr>
+      <w:r>
+        <w:rPr>
+          <w:b/>
+          <w:bCs/>
+          <w:sz w:val="21"/>
+          <w:szCs w:val="21"/>
+        </w:rPr>
+        <w:t xml:space="preserve">Harness Readiness — </w:t>
+      </w:r>
+      <w:r>
+        <w:rPr>
+          <w:sz w:val="21"/>
+          <w:szCs w:val="21"/>
+        </w:rPr>
+        <w:t xml:space="preserve">a fourth entry mode, "Audit your harness," answering a structurally different question than the other three: not what stack to build, but how mature a team's own agent-development process is. A guided 5-question self-audit (system of record, tools, verification, guardrails, observability — one question per component, 4-option radio) produces a /15 score, a maturity band, and a fix-priority list, grounded in a third-party practitioner rubric (Aishwarya Srinivasan / The Gen Academy's Harness Engineering Build Guide, cited on the results screen). Deliberately names no vendor for guardrails or observability fixes — market research behind this feature found that exact vendor category (Lakera, Protect AI, Guardrails AI) got bought out or archived in 2026, so it teaches the underlying practice instead. Client-side only, within the existing BR-5 constraint.</w:t>
       </w:r>
     </w:p>
     <w:p>

--- a/docs/AI-Stack-Advisor-BRD.docx
+++ b/docs/AI-Stack-Advisor-BRD.docx
@@ -72,7 +72,7 @@
           <w:sz w:val="20"/>
           <w:szCs w:val="20"/>
         </w:rPr>
-        <w:t xml:space="preserve">1.6</w:t>
+        <w:t xml:space="preserve">1.7</w:t>
       </w:r>
     </w:p>
     <w:p>
@@ -1352,6 +1352,120 @@
           </w:p>
         </w:tc>
       </w:tr>
+      <w:tr>
+        <w:tc>
+          <w:tcPr>
+            <w:tcW w:type="dxa" w:w="1400"/>
+            <w:shd w:fill="EAF0F6" w:val="clear"/>
+            <w:tcMar>
+              <w:top w:type="dxa" w:w="80"/>
+              <w:left w:type="dxa" w:w="100"/>
+              <w:bottom w:type="dxa" w:w="80"/>
+              <w:right w:type="dxa" w:w="100"/>
+            </w:tcMar>
+            <w:vAlign w:val="center"/>
+          </w:tcPr>
+          <w:p>
+            <w:pPr>
+              <w:jc w:val="left"/>
+            </w:pPr>
+            <w:r>
+              <w:rPr>
+                <w:b w:val="false"/>
+                <w:bCs w:val="false"/>
+                <w:color w:val="000000"/>
+                <w:sz w:val="19"/>
+                <w:szCs w:val="19"/>
+              </w:rPr>
+              <w:t xml:space="preserve">1.7</w:t>
+            </w:r>
+          </w:p>
+        </w:tc>
+        <w:tc>
+          <w:tcPr>
+            <w:tcW w:type="dxa" w:w="1800"/>
+            <w:shd w:fill="EAF0F6" w:val="clear"/>
+            <w:tcMar>
+              <w:top w:type="dxa" w:w="80"/>
+              <w:left w:type="dxa" w:w="100"/>
+              <w:bottom w:type="dxa" w:w="80"/>
+              <w:right w:type="dxa" w:w="100"/>
+            </w:tcMar>
+            <w:vAlign w:val="center"/>
+          </w:tcPr>
+          <w:p>
+            <w:pPr>
+              <w:jc w:val="left"/>
+            </w:pPr>
+            <w:r>
+              <w:rPr>
+                <w:b w:val="false"/>
+                <w:bCs w:val="false"/>
+                <w:color w:val="000000"/>
+                <w:sz w:val="19"/>
+                <w:szCs w:val="19"/>
+              </w:rPr>
+              <w:t xml:space="preserve">Later session</w:t>
+            </w:r>
+          </w:p>
+        </w:tc>
+        <w:tc>
+          <w:tcPr>
+            <w:tcW w:type="dxa" w:w="2400"/>
+            <w:shd w:fill="EAF0F6" w:val="clear"/>
+            <w:tcMar>
+              <w:top w:type="dxa" w:w="80"/>
+              <w:left w:type="dxa" w:w="100"/>
+              <w:bottom w:type="dxa" w:w="80"/>
+              <w:right w:type="dxa" w:w="100"/>
+            </w:tcMar>
+            <w:vAlign w:val="center"/>
+          </w:tcPr>
+          <w:p>
+            <w:pPr>
+              <w:jc w:val="left"/>
+            </w:pPr>
+            <w:r>
+              <w:rPr>
+                <w:b w:val="false"/>
+                <w:bCs w:val="false"/>
+                <w:color w:val="000000"/>
+                <w:sz w:val="19"/>
+                <w:szCs w:val="19"/>
+              </w:rPr>
+              <w:t xml:space="preserve">Muneeb / Claude</w:t>
+            </w:r>
+          </w:p>
+        </w:tc>
+        <w:tc>
+          <w:tcPr>
+            <w:tcW w:type="dxa" w:w="4400"/>
+            <w:shd w:fill="EAF0F6" w:val="clear"/>
+            <w:tcMar>
+              <w:top w:type="dxa" w:w="80"/>
+              <w:left w:type="dxa" w:w="100"/>
+              <w:bottom w:type="dxa" w:w="80"/>
+              <w:right w:type="dxa" w:w="100"/>
+            </w:tcMar>
+            <w:vAlign w:val="center"/>
+          </w:tcPr>
+          <w:p>
+            <w:pPr>
+              <w:jc w:val="left"/>
+            </w:pPr>
+            <w:r>
+              <w:rPr>
+                <w:b w:val="false"/>
+                <w:bCs w:val="false"/>
+                <w:color w:val="000000"/>
+                <w:sz w:val="19"/>
+                <w:szCs w:val="19"/>
+              </w:rPr>
+              <w:t xml:space="preserve">Two additions to Section 8.2. (1) Harness Readiness evidence upload — an optional per-question file attachment that checks a real file (AGENTS.md, a CI config, a permissions file, a failure log) against the user's own self-reported score and flags a mismatch, without ever overriding their answer. This closes the one real weakness of a pure self-audit (nothing stops a team scoring themselves 3 on everything) while staying inside the existing client-side-only constraint — the browser reads one user-picked file, nothing is transmitted. (2) LLM Observability as a new recommendation category (Langfuse / Braintrust): the product recommended AI stacks but had nothing to say about tracing or evaluating the LLM calls it was recommending — general infrastructure observability was already covered, LLM-specific observability was not. Both client-side only, within the existing BR-5 (zero marginal cost) constraint — no BR status changes.</w:t>
+            </w:r>
+          </w:p>
+        </w:tc>
+      </w:tr>
     </w:tbl>
     <w:p>
       <w:pPr>
@@ -4786,6 +4900,58 @@
           <w:szCs w:val="21"/>
         </w:rPr>
         <w:t xml:space="preserve">a fourth entry mode, "Audit your harness," answering a structurally different question than the other three: not what stack to build, but how mature a team's own agent-development process is. A guided 5-question self-audit (system of record, tools, verification, guardrails, observability — one question per component, 4-option radio) produces a /15 score, a maturity band, and a fix-priority list, grounded in a third-party practitioner rubric (Aishwarya Srinivasan / The Gen Academy's Harness Engineering Build Guide, cited on the results screen). Deliberately names no vendor for guardrails or observability fixes — market research behind this feature found that exact vendor category (Lakera, Protect AI, Guardrails AI) got bought out or archived in 2026, so it teaches the underlying practice instead. Client-side only, within the existing BR-5 constraint.</w:t>
+      </w:r>
+    </w:p>
+    <w:p>
+      <w:pPr>
+        <w:pStyle w:val="ListParagraph"/>
+        <w:numPr>
+          <w:ilvl w:val="0"/>
+          <w:numId w:val="2"/>
+        </w:numPr>
+        <w:spacing w:after="90" w:line="264"/>
+      </w:pPr>
+      <w:r>
+        <w:rPr>
+          <w:b/>
+          <w:bCs/>
+          <w:sz w:val="21"/>
+          <w:szCs w:val="21"/>
+        </w:rPr>
+        <w:t xml:space="preserve">Harness Readiness — evidence upload — </w:t>
+      </w:r>
+      <w:r>
+        <w:rPr>
+          <w:sz w:val="21"/>
+          <w:szCs w:val="21"/>
+        </w:rPr>
+        <w:t xml:space="preserve">an optional "have a file that proves this?" attachment on each of the five audit questions. The browser reads one user-picked file (an &lt;code&gt;AGENTS.md&lt;/code&gt;, a CI config, a permissions file, a failure log), checks it against the level the user selected for themselves, and either confirms it or flags the mismatch with a specific reason — it never overrides the user's own answer, and never blocks. This addresses the one real weakness of a pure self-audit (nothing stops a team scoring themselves top marks on every question) without abandoning the low-friction questionnaire: skipping every upload leaves the flow exactly as it was. Client-side only — the file is read in the browser and discarded, never transmitted.</w:t>
+      </w:r>
+    </w:p>
+    <w:p>
+      <w:pPr>
+        <w:pStyle w:val="ListParagraph"/>
+        <w:numPr>
+          <w:ilvl w:val="0"/>
+          <w:numId w:val="2"/>
+        </w:numPr>
+        <w:spacing w:after="90" w:line="264"/>
+      </w:pPr>
+      <w:r>
+        <w:rPr>
+          <w:b/>
+          <w:bCs/>
+          <w:sz w:val="21"/>
+          <w:szCs w:val="21"/>
+        </w:rPr>
+        <w:t xml:space="preserve">LLM Observability — </w:t>
+      </w:r>
+      <w:r>
+        <w:rPr>
+          <w:sz w:val="21"/>
+          <w:szCs w:val="21"/>
+        </w:rPr>
+        <w:t xml:space="preserve">a new recommendation category (Langfuse / Braintrust) covering tracing and evaluation of LLM calls. The product recommended AI stacks but had nothing to say about observing the model calls it was recommending — general infrastructure observability (Datadog/Grafana) was already covered; LLM-specific observability was a genuine gap in a product whose whole subject is AI architecture.</w:t>
       </w:r>
     </w:p>
     <w:p>

--- a/docs/AI-Stack-Advisor-BRD.docx
+++ b/docs/AI-Stack-Advisor-BRD.docx
@@ -72,7 +72,7 @@
           <w:sz w:val="20"/>
           <w:szCs w:val="20"/>
         </w:rPr>
-        <w:t xml:space="preserve">1.7</w:t>
+        <w:t xml:space="preserve">1.8</w:t>
       </w:r>
     </w:p>
     <w:p>
@@ -144,7 +144,7 @@
           <w:sz w:val="20"/>
           <w:szCs w:val="20"/>
         </w:rPr>
-        <w:t xml:space="preserve">August 31, 2026</w:t>
+        <w:t xml:space="preserve">September 1, 2026</w:t>
       </w:r>
     </w:p>
     <w:p>
@@ -1466,6 +1466,116 @@
           </w:p>
         </w:tc>
       </w:tr>
+      <w:tr>
+        <w:tc>
+          <w:tcPr>
+            <w:tcW w:type="dxa" w:w="1400"/>
+            <w:tcMar>
+              <w:top w:type="dxa" w:w="80"/>
+              <w:left w:type="dxa" w:w="100"/>
+              <w:bottom w:type="dxa" w:w="80"/>
+              <w:right w:type="dxa" w:w="100"/>
+            </w:tcMar>
+            <w:vAlign w:val="center"/>
+          </w:tcPr>
+          <w:p>
+            <w:pPr>
+              <w:jc w:val="left"/>
+            </w:pPr>
+            <w:r>
+              <w:rPr>
+                <w:b w:val="false"/>
+                <w:bCs w:val="false"/>
+                <w:color w:val="000000"/>
+                <w:sz w:val="19"/>
+                <w:szCs w:val="19"/>
+              </w:rPr>
+              <w:t xml:space="preserve">1.8</w:t>
+            </w:r>
+          </w:p>
+        </w:tc>
+        <w:tc>
+          <w:tcPr>
+            <w:tcW w:type="dxa" w:w="1800"/>
+            <w:tcMar>
+              <w:top w:type="dxa" w:w="80"/>
+              <w:left w:type="dxa" w:w="100"/>
+              <w:bottom w:type="dxa" w:w="80"/>
+              <w:right w:type="dxa" w:w="100"/>
+            </w:tcMar>
+            <w:vAlign w:val="center"/>
+          </w:tcPr>
+          <w:p>
+            <w:pPr>
+              <w:jc w:val="left"/>
+            </w:pPr>
+            <w:r>
+              <w:rPr>
+                <w:b w:val="false"/>
+                <w:bCs w:val="false"/>
+                <w:color w:val="000000"/>
+                <w:sz w:val="19"/>
+                <w:szCs w:val="19"/>
+              </w:rPr>
+              <w:t xml:space="preserve">Later session</w:t>
+            </w:r>
+          </w:p>
+        </w:tc>
+        <w:tc>
+          <w:tcPr>
+            <w:tcW w:type="dxa" w:w="2400"/>
+            <w:tcMar>
+              <w:top w:type="dxa" w:w="80"/>
+              <w:left w:type="dxa" w:w="100"/>
+              <w:bottom w:type="dxa" w:w="80"/>
+              <w:right w:type="dxa" w:w="100"/>
+            </w:tcMar>
+            <w:vAlign w:val="center"/>
+          </w:tcPr>
+          <w:p>
+            <w:pPr>
+              <w:jc w:val="left"/>
+            </w:pPr>
+            <w:r>
+              <w:rPr>
+                <w:b w:val="false"/>
+                <w:bCs w:val="false"/>
+                <w:color w:val="000000"/>
+                <w:sz w:val="19"/>
+                <w:szCs w:val="19"/>
+              </w:rPr>
+              <w:t xml:space="preserve">Muneeb / Claude</w:t>
+            </w:r>
+          </w:p>
+        </w:tc>
+        <w:tc>
+          <w:tcPr>
+            <w:tcW w:type="dxa" w:w="4400"/>
+            <w:tcMar>
+              <w:top w:type="dxa" w:w="80"/>
+              <w:left w:type="dxa" w:w="100"/>
+              <w:bottom w:type="dxa" w:w="80"/>
+              <w:right w:type="dxa" w:w="100"/>
+            </w:tcMar>
+            <w:vAlign w:val="center"/>
+          </w:tcPr>
+          <w:p>
+            <w:pPr>
+              <w:jc w:val="left"/>
+            </w:pPr>
+            <w:r>
+              <w:rPr>
+                <w:b w:val="false"/>
+                <w:bCs w:val="false"/>
+                <w:color w:val="000000"/>
+                <w:sz w:val="19"/>
+                <w:szCs w:val="19"/>
+              </w:rPr>
+              <w:t xml:space="preserve">Documented in Section 8.2 the largest change to how this product is read since v1. An interface audit — benchmarked against Lighthouse and the AWS Well-Architected Tool, the two products whose shape most resembles this one — found the report was showing everything at once and leading with a restatement of the user's own input rather than the recommendation. The results view now leads with the answer, ranks the handful of picks genuinely worth a second look, and keeps everything else one click away; the architecture canvas became the default view once it was made legible on a phone. Also documented: Harness Readiness gained score history and the first feedback path out of that feature area, and four deployment-configuration gaps were closed so the product can be hosted without source edits. All client-side except the feedback endpoint and deployment config — no BR status changes, and no change to what the product recommends.</w:t>
+            </w:r>
+          </w:p>
+        </w:tc>
+      </w:tr>
     </w:tbl>
     <w:p>
       <w:pPr>
@@ -4952,6 +5062,136 @@
           <w:szCs w:val="21"/>
         </w:rPr>
         <w:t xml:space="preserve">a new recommendation category (Langfuse / Braintrust) covering tracing and evaluation of LLM calls. The product recommended AI stacks but had nothing to say about observing the model calls it was recommending — general infrastructure observability (Datadog/Grafana) was already covered; LLM-specific observability was a genuine gap in a product whose whole subject is AI architecture.</w:t>
+      </w:r>
+    </w:p>
+    <w:p>
+      <w:pPr>
+        <w:pStyle w:val="ListParagraph"/>
+        <w:numPr>
+          <w:ilvl w:val="0"/>
+          <w:numId w:val="2"/>
+        </w:numPr>
+        <w:spacing w:after="90" w:line="264"/>
+      </w:pPr>
+      <w:r>
+        <w:rPr>
+          <w:b/>
+          <w:bCs/>
+          <w:sz w:val="21"/>
+          <w:szCs w:val="21"/>
+        </w:rPr>
+        <w:t xml:space="preserve">Answer-first results — </w:t>
+      </w:r>
+      <w:r>
+        <w:rPr>
+          <w:sz w:val="21"/>
+          <w:szCs w:val="21"/>
+        </w:rPr>
+        <w:t xml:space="preserve">the report opens with the recommendation itself (headline pick plus a cloud/database/compute line-up) instead of the detected-signal count and signal chips that previously filled the first screen, which restated the user's own input back at them. The 19 report sections and 24 stack cards now start collapsed: a card shows its category and the chosen technology, with the reasoning, cited basis, alternatives and refine/ask controls one click away. Nothing was removed — exports and share links still carry the full analysis.</w:t>
+      </w:r>
+    </w:p>
+    <w:p>
+      <w:pPr>
+        <w:pStyle w:val="ListParagraph"/>
+        <w:numPr>
+          <w:ilvl w:val="0"/>
+          <w:numId w:val="2"/>
+        </w:numPr>
+        <w:spacing w:after="90" w:line="264"/>
+      </w:pPr>
+      <w:r>
+        <w:rPr>
+          <w:b/>
+          <w:bCs/>
+          <w:sz w:val="21"/>
+          <w:szCs w:val="21"/>
+        </w:rPr>
+        <w:t xml:space="preserve">"Needs your attention" — </w:t>
+      </w:r>
+      <w:r>
+        <w:rPr>
+          <w:sz w:val="21"/>
+          <w:szCs w:val="21"/>
+        </w:rPr>
+        <w:t xml:space="preserve">a short ranked list of the picks genuinely worth a second look before committing, surfacing the combination that matters most: a choice that is both expensive to reverse and only weakly supported by the requirement text. Both inputs already existed in the engine; nothing surfaced their intersection before, and it is the single most useful thing this product can tell someone at the point of decision.</w:t>
+      </w:r>
+    </w:p>
+    <w:p>
+      <w:pPr>
+        <w:pStyle w:val="ListParagraph"/>
+        <w:numPr>
+          <w:ilvl w:val="0"/>
+          <w:numId w:val="2"/>
+        </w:numPr>
+        <w:spacing w:after="90" w:line="264"/>
+      </w:pPr>
+      <w:r>
+        <w:rPr>
+          <w:b/>
+          <w:bCs/>
+          <w:sz w:val="21"/>
+          <w:szCs w:val="21"/>
+        </w:rPr>
+        <w:t xml:space="preserve">Architecture canvas as the default view — </w:t>
+      </w:r>
+      <w:r>
+        <w:rPr>
+          <w:sz w:val="21"/>
+          <w:szCs w:val="21"/>
+        </w:rPr>
+        <w:t xml:space="preserve">the node canvas showing how the recommended components connect is now what a user lands on, with the card view one click away. Made possible by a single-column canvas layout for phones — the six-tier layout previously shrank to a quarter scale on a narrow screen and was unreadable, so defaulting to it would have been worse than not.</w:t>
+      </w:r>
+    </w:p>
+    <w:p>
+      <w:pPr>
+        <w:pStyle w:val="ListParagraph"/>
+        <w:numPr>
+          <w:ilvl w:val="0"/>
+          <w:numId w:val="2"/>
+        </w:numPr>
+        <w:spacing w:after="90" w:line="264"/>
+      </w:pPr>
+      <w:r>
+        <w:rPr>
+          <w:b/>
+          <w:bCs/>
+          <w:sz w:val="21"/>
+          <w:szCs w:val="21"/>
+        </w:rPr>
+        <w:t xml:space="preserve">Harness Readiness — history and feedback — </w:t>
+      </w:r>
+      <w:r>
+        <w:rPr>
+          <w:sz w:val="21"/>
+          <w:szCs w:val="21"/>
+        </w:rPr>
+        <w:t xml:space="preserve">audits are saved locally and a repeat audit shows what moved per component, which is what makes the "fix your weakest area, then re-audit" loop the rubric describes actually followable. The results screen also asks whether the audit was useful — the first path by which anything from this feature area reaches us rather than staying in the user's browser.</w:t>
+      </w:r>
+    </w:p>
+    <w:p>
+      <w:pPr>
+        <w:pStyle w:val="ListParagraph"/>
+        <w:numPr>
+          <w:ilvl w:val="0"/>
+          <w:numId w:val="2"/>
+        </w:numPr>
+        <w:spacing w:after="90" w:line="264"/>
+      </w:pPr>
+      <w:r>
+        <w:rPr>
+          <w:b/>
+          <w:bCs/>
+          <w:sz w:val="21"/>
+          <w:szCs w:val="21"/>
+        </w:rPr>
+        <w:t xml:space="preserve">Deployable without source edits — </w:t>
+      </w:r>
+      <w:r>
+        <w:rPr>
+          <w:sz w:val="21"/>
+          <w:szCs w:val="21"/>
+        </w:rPr>
+        <w:t xml:space="preserve">the frontend resolves its API address from configuration rather than a hardcoded local one, and the container image runs its own database migrations and binds the port its host assigns. Without these, a hosted copy would have silently discarded every piece of user feedback and started against an empty database. No infrastructure has been provisioned — see the GCP deployment plan.</w:t>
       </w:r>
     </w:p>
     <w:p>

--- a/docs/AI-Stack-Advisor-BRD.docx
+++ b/docs/AI-Stack-Advisor-BRD.docx
@@ -72,7 +72,7 @@
           <w:sz w:val="20"/>
           <w:szCs w:val="20"/>
         </w:rPr>
-        <w:t xml:space="preserve">1.8</w:t>
+        <w:t xml:space="preserve">1.9</w:t>
       </w:r>
     </w:p>
     <w:p>
@@ -1576,6 +1576,120 @@
           </w:p>
         </w:tc>
       </w:tr>
+      <w:tr>
+        <w:tc>
+          <w:tcPr>
+            <w:tcW w:type="dxa" w:w="1400"/>
+            <w:shd w:fill="EAF0F6" w:val="clear"/>
+            <w:tcMar>
+              <w:top w:type="dxa" w:w="80"/>
+              <w:left w:type="dxa" w:w="100"/>
+              <w:bottom w:type="dxa" w:w="80"/>
+              <w:right w:type="dxa" w:w="100"/>
+            </w:tcMar>
+            <w:vAlign w:val="center"/>
+          </w:tcPr>
+          <w:p>
+            <w:pPr>
+              <w:jc w:val="left"/>
+            </w:pPr>
+            <w:r>
+              <w:rPr>
+                <w:b w:val="false"/>
+                <w:bCs w:val="false"/>
+                <w:color w:val="000000"/>
+                <w:sz w:val="19"/>
+                <w:szCs w:val="19"/>
+              </w:rPr>
+              <w:t xml:space="preserve">1.9</w:t>
+            </w:r>
+          </w:p>
+        </w:tc>
+        <w:tc>
+          <w:tcPr>
+            <w:tcW w:type="dxa" w:w="1800"/>
+            <w:shd w:fill="EAF0F6" w:val="clear"/>
+            <w:tcMar>
+              <w:top w:type="dxa" w:w="80"/>
+              <w:left w:type="dxa" w:w="100"/>
+              <w:bottom w:type="dxa" w:w="80"/>
+              <w:right w:type="dxa" w:w="100"/>
+            </w:tcMar>
+            <w:vAlign w:val="center"/>
+          </w:tcPr>
+          <w:p>
+            <w:pPr>
+              <w:jc w:val="left"/>
+            </w:pPr>
+            <w:r>
+              <w:rPr>
+                <w:b w:val="false"/>
+                <w:bCs w:val="false"/>
+                <w:color w:val="000000"/>
+                <w:sz w:val="19"/>
+                <w:szCs w:val="19"/>
+              </w:rPr>
+              <w:t xml:space="preserve">Later session</w:t>
+            </w:r>
+          </w:p>
+        </w:tc>
+        <w:tc>
+          <w:tcPr>
+            <w:tcW w:type="dxa" w:w="2400"/>
+            <w:shd w:fill="EAF0F6" w:val="clear"/>
+            <w:tcMar>
+              <w:top w:type="dxa" w:w="80"/>
+              <w:left w:type="dxa" w:w="100"/>
+              <w:bottom w:type="dxa" w:w="80"/>
+              <w:right w:type="dxa" w:w="100"/>
+            </w:tcMar>
+            <w:vAlign w:val="center"/>
+          </w:tcPr>
+          <w:p>
+            <w:pPr>
+              <w:jc w:val="left"/>
+            </w:pPr>
+            <w:r>
+              <w:rPr>
+                <w:b w:val="false"/>
+                <w:bCs w:val="false"/>
+                <w:color w:val="000000"/>
+                <w:sz w:val="19"/>
+                <w:szCs w:val="19"/>
+              </w:rPr>
+              <w:t xml:space="preserve">Muneeb / Claude</w:t>
+            </w:r>
+          </w:p>
+        </w:tc>
+        <w:tc>
+          <w:tcPr>
+            <w:tcW w:type="dxa" w:w="4400"/>
+            <w:shd w:fill="EAF0F6" w:val="clear"/>
+            <w:tcMar>
+              <w:top w:type="dxa" w:w="80"/>
+              <w:left w:type="dxa" w:w="100"/>
+              <w:bottom w:type="dxa" w:w="80"/>
+              <w:right w:type="dxa" w:w="100"/>
+            </w:tcMar>
+            <w:vAlign w:val="center"/>
+          </w:tcPr>
+          <w:p>
+            <w:pPr>
+              <w:jc w:val="left"/>
+            </w:pPr>
+            <w:r>
+              <w:rPr>
+                <w:b w:val="false"/>
+                <w:bCs w:val="false"/>
+                <w:color w:val="000000"/>
+                <w:sz w:val="19"/>
+                <w:szCs w:val="19"/>
+              </w:rPr>
+              <w:t xml:space="preserve">Closed the remaining interface-audit items in Section 8.2: a command palette and keyboard shortcuts (the audit's weakest area by a wide margin), a pass removing redundant nested borders, and a distinct visual treatment for the landing page. One audit item was closed by investigation rather than work — the "no empty states" finding turned out to be an artefact of how it was measured, and every empty case was already handled, so nothing was built. All client-side, no BR status changes, and no change to what the product recommends.</w:t>
+            </w:r>
+          </w:p>
+        </w:tc>
+      </w:tr>
     </w:tbl>
     <w:p>
       <w:pPr>
@@ -5192,6 +5306,84 @@
           <w:szCs w:val="21"/>
         </w:rPr>
         <w:t xml:space="preserve">the frontend resolves its API address from configuration rather than a hardcoded local one, and the container image runs its own database migrations and binds the port its host assigns. Without these, a hosted copy would have silently discarded every piece of user feedback and started against an empty database. No infrastructure has been provisioned — see the GCP deployment plan.</w:t>
+      </w:r>
+    </w:p>
+    <w:p>
+      <w:pPr>
+        <w:pStyle w:val="ListParagraph"/>
+        <w:numPr>
+          <w:ilvl w:val="0"/>
+          <w:numId w:val="2"/>
+        </w:numPr>
+        <w:spacing w:after="90" w:line="264"/>
+      </w:pPr>
+      <w:r>
+        <w:rPr>
+          <w:b/>
+          <w:bCs/>
+          <w:sz w:val="21"/>
+          <w:szCs w:val="21"/>
+        </w:rPr>
+        <w:t xml:space="preserve">Keyboard-first navigation — </w:t>
+      </w:r>
+      <w:r>
+        <w:rPr>
+          <w:sz w:val="21"/>
+          <w:szCs w:val="21"/>
+        </w:rPr>
+        <w:t xml:space="preserve">a command palette on Cmd/Ctrl-K that searches actions, report sections and individual recommendations, plus a shortcut to jump straight to the requirement box. Matching is forgiving — typing "expsvg" finds "Export diagram as SVG" — so the palette is usable from memory rather than requiring exact wording. This was the largest gap between the product and the tools it is measured against.</w:t>
+      </w:r>
+    </w:p>
+    <w:p>
+      <w:pPr>
+        <w:pStyle w:val="ListParagraph"/>
+        <w:numPr>
+          <w:ilvl w:val="0"/>
+          <w:numId w:val="2"/>
+        </w:numPr>
+        <w:spacing w:after="90" w:line="264"/>
+      </w:pPr>
+      <w:r>
+        <w:rPr>
+          <w:b/>
+          <w:bCs/>
+          <w:sz w:val="21"/>
+          <w:szCs w:val="21"/>
+        </w:rPr>
+        <w:t xml:space="preserve">Visual density — </w:t>
+      </w:r>
+      <w:r>
+        <w:rPr>
+          <w:sz w:val="21"/>
+          <w:szCs w:val="21"/>
+        </w:rPr>
+        <w:t xml:space="preserve">blocks sitting inside a card no longer draw their own border, letting a subtle change of surface do the work instead. Fixing this first required giving the light theme its own distinct surface tone, which had been identical to the card colour.</w:t>
+      </w:r>
+    </w:p>
+    <w:p>
+      <w:pPr>
+        <w:pStyle w:val="ListParagraph"/>
+        <w:numPr>
+          <w:ilvl w:val="0"/>
+          <w:numId w:val="2"/>
+        </w:numPr>
+        <w:spacing w:after="90" w:line="264"/>
+      </w:pPr>
+      <w:r>
+        <w:rPr>
+          <w:b/>
+          <w:bCs/>
+          <w:sz w:val="21"/>
+          <w:szCs w:val="21"/>
+        </w:rPr>
+        <w:t xml:space="preserve">A landing page with its own voice — </w:t>
+      </w:r>
+      <w:r>
+        <w:rPr>
+          <w:sz w:val="21"/>
+          <w:szCs w:val="21"/>
+        </w:rPr>
+        <w:t xml:space="preserve">the marketing page now carries a display typeface, a signature gradient on its calls to action and subtle motion, while keeping the product palette so it still looks like the tool it advertises. Deliberately not applied to the application itself, where that same decoration would read as generic.</w:t>
       </w:r>
     </w:p>
     <w:p>

--- a/docs/AI-Stack-Advisor-BRD.docx
+++ b/docs/AI-Stack-Advisor-BRD.docx
@@ -72,7 +72,7 @@
           <w:sz w:val="20"/>
           <w:szCs w:val="20"/>
         </w:rPr>
-        <w:t xml:space="preserve">1.9</w:t>
+        <w:t xml:space="preserve">1.10</w:t>
       </w:r>
     </w:p>
     <w:p>
@@ -1690,6 +1690,116 @@
           </w:p>
         </w:tc>
       </w:tr>
+      <w:tr>
+        <w:tc>
+          <w:tcPr>
+            <w:tcW w:type="dxa" w:w="1400"/>
+            <w:tcMar>
+              <w:top w:type="dxa" w:w="80"/>
+              <w:left w:type="dxa" w:w="100"/>
+              <w:bottom w:type="dxa" w:w="80"/>
+              <w:right w:type="dxa" w:w="100"/>
+            </w:tcMar>
+            <w:vAlign w:val="center"/>
+          </w:tcPr>
+          <w:p>
+            <w:pPr>
+              <w:jc w:val="left"/>
+            </w:pPr>
+            <w:r>
+              <w:rPr>
+                <w:b w:val="false"/>
+                <w:bCs w:val="false"/>
+                <w:color w:val="000000"/>
+                <w:sz w:val="19"/>
+                <w:szCs w:val="19"/>
+              </w:rPr>
+              <w:t xml:space="preserve">1.10</w:t>
+            </w:r>
+          </w:p>
+        </w:tc>
+        <w:tc>
+          <w:tcPr>
+            <w:tcW w:type="dxa" w:w="1800"/>
+            <w:tcMar>
+              <w:top w:type="dxa" w:w="80"/>
+              <w:left w:type="dxa" w:w="100"/>
+              <w:bottom w:type="dxa" w:w="80"/>
+              <w:right w:type="dxa" w:w="100"/>
+            </w:tcMar>
+            <w:vAlign w:val="center"/>
+          </w:tcPr>
+          <w:p>
+            <w:pPr>
+              <w:jc w:val="left"/>
+            </w:pPr>
+            <w:r>
+              <w:rPr>
+                <w:b w:val="false"/>
+                <w:bCs w:val="false"/>
+                <w:color w:val="000000"/>
+                <w:sz w:val="19"/>
+                <w:szCs w:val="19"/>
+              </w:rPr>
+              <w:t xml:space="preserve">Later session</w:t>
+            </w:r>
+          </w:p>
+        </w:tc>
+        <w:tc>
+          <w:tcPr>
+            <w:tcW w:type="dxa" w:w="2400"/>
+            <w:tcMar>
+              <w:top w:type="dxa" w:w="80"/>
+              <w:left w:type="dxa" w:w="100"/>
+              <w:bottom w:type="dxa" w:w="80"/>
+              <w:right w:type="dxa" w:w="100"/>
+            </w:tcMar>
+            <w:vAlign w:val="center"/>
+          </w:tcPr>
+          <w:p>
+            <w:pPr>
+              <w:jc w:val="left"/>
+            </w:pPr>
+            <w:r>
+              <w:rPr>
+                <w:b w:val="false"/>
+                <w:bCs w:val="false"/>
+                <w:color w:val="000000"/>
+                <w:sz w:val="19"/>
+                <w:szCs w:val="19"/>
+              </w:rPr>
+              <w:t xml:space="preserve">Muneeb / Claude</w:t>
+            </w:r>
+          </w:p>
+        </w:tc>
+        <w:tc>
+          <w:tcPr>
+            <w:tcW w:type="dxa" w:w="4400"/>
+            <w:tcMar>
+              <w:top w:type="dxa" w:w="80"/>
+              <w:left w:type="dxa" w:w="100"/>
+              <w:bottom w:type="dxa" w:w="80"/>
+              <w:right w:type="dxa" w:w="100"/>
+            </w:tcMar>
+            <w:vAlign w:val="center"/>
+          </w:tcPr>
+          <w:p>
+            <w:pPr>
+              <w:jc w:val="left"/>
+            </w:pPr>
+            <w:r>
+              <w:rPr>
+                <w:b w:val="false"/>
+                <w:bCs w:val="false"/>
+                <w:color w:val="000000"/>
+                <w:sz w:val="19"/>
+                <w:szCs w:val="19"/>
+              </w:rPr>
+              <w:t xml:space="preserve">Recorded three fixes in Section 8.2 that came from using the product rather than reviewing it: a light-theme defect that left the guardrails list and the recommended-vendor marker effectively unreadable, an evidence check that confirmed scores its own attached files contradicted, and the MCP server — shipped and tested for some time — being promoted nowhere in the interface. The last is the only one that changes reach rather than quality: it makes the existing engine callable from a coding agent, which is a new way in rather than a new capability. No BR status changes, and no change to what the product recommends.</w:t>
+            </w:r>
+          </w:p>
+        </w:tc>
+      </w:tr>
     </w:tbl>
     <w:p>
       <w:pPr>
@@ -5384,6 +5494,84 @@
           <w:szCs w:val="21"/>
         </w:rPr>
         <w:t xml:space="preserve">the marketing page now carries a display typeface, a signature gradient on its calls to action and subtle motion, while keeping the product palette so it still looks like the tool it advertises. Deliberately not applied to the application itself, where that same decoration would read as generic.</w:t>
+      </w:r>
+    </w:p>
+    <w:p>
+      <w:pPr>
+        <w:pStyle w:val="ListParagraph"/>
+        <w:numPr>
+          <w:ilvl w:val="0"/>
+          <w:numId w:val="2"/>
+        </w:numPr>
+        <w:spacing w:after="90" w:line="264"/>
+      </w:pPr>
+      <w:r>
+        <w:rPr>
+          <w:b/>
+          <w:bCs/>
+          <w:sz w:val="21"/>
+          <w:szCs w:val="21"/>
+        </w:rPr>
+        <w:t xml:space="preserve">Readable in both themes — </w:t>
+      </w:r>
+      <w:r>
+        <w:rPr>
+          <w:sz w:val="21"/>
+          <w:szCs w:val="21"/>
+        </w:rPr>
+        <w:t xml:space="preserve">the colours carrying "recommended", "adjusted" and "caution" were fixed to the dark theme's values, so in the light theme the guardrails list and the marker showing which vendor was recommended were washed out to the point of being unreadable. Both now resolve per theme, with separate tokens for text, since a colour that reads well as a highlight on a dark background does not read as text on a white one.</w:t>
+      </w:r>
+    </w:p>
+    <w:p>
+      <w:pPr>
+        <w:pStyle w:val="ListParagraph"/>
+        <w:numPr>
+          <w:ilvl w:val="0"/>
+          <w:numId w:val="2"/>
+        </w:numPr>
+        <w:spacing w:after="90" w:line="264"/>
+      </w:pPr>
+      <w:r>
+        <w:rPr>
+          <w:b/>
+          <w:bCs/>
+          <w:sz w:val="21"/>
+          <w:szCs w:val="21"/>
+        </w:rPr>
+        <w:t xml:space="preserve">Evidence that disagrees in your favour — </w:t>
+      </w:r>
+      <w:r>
+        <w:rPr>
+          <w:sz w:val="21"/>
+          <w:szCs w:val="21"/>
+        </w:rPr>
+        <w:t xml:space="preserve">attaching a file that showed MORE than the level a user selected was reported as confirming that level. The audit then pointed them at the lowest-scoring area as the place to start, which could be something they demonstrably already had. The check now says what the file actually shows, and still never changes the answer for them.</w:t>
+      </w:r>
+    </w:p>
+    <w:p>
+      <w:pPr>
+        <w:pStyle w:val="ListParagraph"/>
+        <w:numPr>
+          <w:ilvl w:val="0"/>
+          <w:numId w:val="2"/>
+        </w:numPr>
+        <w:spacing w:after="90" w:line="264"/>
+      </w:pPr>
+      <w:r>
+        <w:rPr>
+          <w:b/>
+          <w:bCs/>
+          <w:sz w:val="21"/>
+          <w:szCs w:val="21"/>
+        </w:rPr>
+        <w:t xml:space="preserve">Usable from a coding agent — </w:t>
+      </w:r>
+      <w:r>
+        <w:rPr>
+          <w:sz w:val="21"/>
+          <w:szCs w:val="21"/>
+        </w:rPr>
+        <w:t xml:space="preserve">the MCP server has been shipped and tested for some time but appeared nowhere in the product, so only someone reading the backend source would know it existed. There is now an install panel, a sidebar entry and a landing-page section, available before running an analysis. This extends reach rather than capability: the same engine, reachable from where the work actually happens.</w:t>
       </w:r>
     </w:p>
     <w:p>

--- a/docs/AI-Stack-Advisor-BRD.docx
+++ b/docs/AI-Stack-Advisor-BRD.docx
@@ -72,7 +72,7 @@
           <w:sz w:val="20"/>
           <w:szCs w:val="20"/>
         </w:rPr>
-        <w:t xml:space="preserve">1.10</w:t>
+        <w:t xml:space="preserve">1.11</w:t>
       </w:r>
     </w:p>
     <w:p>
@@ -1800,6 +1800,120 @@
           </w:p>
         </w:tc>
       </w:tr>
+      <w:tr>
+        <w:tc>
+          <w:tcPr>
+            <w:tcW w:type="dxa" w:w="1400"/>
+            <w:shd w:fill="EAF0F6" w:val="clear"/>
+            <w:tcMar>
+              <w:top w:type="dxa" w:w="80"/>
+              <w:left w:type="dxa" w:w="100"/>
+              <w:bottom w:type="dxa" w:w="80"/>
+              <w:right w:type="dxa" w:w="100"/>
+            </w:tcMar>
+            <w:vAlign w:val="center"/>
+          </w:tcPr>
+          <w:p>
+            <w:pPr>
+              <w:jc w:val="left"/>
+            </w:pPr>
+            <w:r>
+              <w:rPr>
+                <w:b w:val="false"/>
+                <w:bCs w:val="false"/>
+                <w:color w:val="000000"/>
+                <w:sz w:val="19"/>
+                <w:szCs w:val="19"/>
+              </w:rPr>
+              <w:t xml:space="preserve">1.11</w:t>
+            </w:r>
+          </w:p>
+        </w:tc>
+        <w:tc>
+          <w:tcPr>
+            <w:tcW w:type="dxa" w:w="1800"/>
+            <w:shd w:fill="EAF0F6" w:val="clear"/>
+            <w:tcMar>
+              <w:top w:type="dxa" w:w="80"/>
+              <w:left w:type="dxa" w:w="100"/>
+              <w:bottom w:type="dxa" w:w="80"/>
+              <w:right w:type="dxa" w:w="100"/>
+            </w:tcMar>
+            <w:vAlign w:val="center"/>
+          </w:tcPr>
+          <w:p>
+            <w:pPr>
+              <w:jc w:val="left"/>
+            </w:pPr>
+            <w:r>
+              <w:rPr>
+                <w:b w:val="false"/>
+                <w:bCs w:val="false"/>
+                <w:color w:val="000000"/>
+                <w:sz w:val="19"/>
+                <w:szCs w:val="19"/>
+              </w:rPr>
+              <w:t xml:space="preserve">Later session</w:t>
+            </w:r>
+          </w:p>
+        </w:tc>
+        <w:tc>
+          <w:tcPr>
+            <w:tcW w:type="dxa" w:w="2400"/>
+            <w:shd w:fill="EAF0F6" w:val="clear"/>
+            <w:tcMar>
+              <w:top w:type="dxa" w:w="80"/>
+              <w:left w:type="dxa" w:w="100"/>
+              <w:bottom w:type="dxa" w:w="80"/>
+              <w:right w:type="dxa" w:w="100"/>
+            </w:tcMar>
+            <w:vAlign w:val="center"/>
+          </w:tcPr>
+          <w:p>
+            <w:pPr>
+              <w:jc w:val="left"/>
+            </w:pPr>
+            <w:r>
+              <w:rPr>
+                <w:b w:val="false"/>
+                <w:bCs w:val="false"/>
+                <w:color w:val="000000"/>
+                <w:sz w:val="19"/>
+                <w:szCs w:val="19"/>
+              </w:rPr>
+              <w:t xml:space="preserve">Muneeb / Claude</w:t>
+            </w:r>
+          </w:p>
+        </w:tc>
+        <w:tc>
+          <w:tcPr>
+            <w:tcW w:type="dxa" w:w="4400"/>
+            <w:shd w:fill="EAF0F6" w:val="clear"/>
+            <w:tcMar>
+              <w:top w:type="dxa" w:w="80"/>
+              <w:left w:type="dxa" w:w="100"/>
+              <w:bottom w:type="dxa" w:w="80"/>
+              <w:right w:type="dxa" w:w="100"/>
+            </w:tcMar>
+            <w:vAlign w:val="center"/>
+          </w:tcPr>
+          <w:p>
+            <w:pPr>
+              <w:jc w:val="left"/>
+            </w:pPr>
+            <w:r>
+              <w:rPr>
+                <w:b w:val="false"/>
+                <w:bCs w:val="false"/>
+                <w:color w:val="000000"/>
+                <w:sz w:val="19"/>
+                <w:szCs w:val="19"/>
+              </w:rPr>
+              <w:t xml:space="preserve">Two additions to Section 8.2 and one correction. Users with an existing system can now start from a real dependency file instead of describing their stack in prose, and a new category covers isolating code an AI writes and runs — a decision no existing category addressed. The correction is worth recording as a process point rather than a feature: an audit found that several categories added over recent releases had not been fully connected to everything that reads a category, and the checks meant to catch that had been written in a way that could not. The gaps were narrow and none changed a recommendation, but they degraded the feature that captures user disagreement. No BR status changes.</w:t>
+            </w:r>
+          </w:p>
+        </w:tc>
+      </w:tr>
     </w:tbl>
     <w:p>
       <w:pPr>
@@ -5572,6 +5686,84 @@
           <w:szCs w:val="21"/>
         </w:rPr>
         <w:t xml:space="preserve">the MCP server has been shipped and tested for some time but appeared nowhere in the product, so only someone reading the backend source would know it existed. There is now an install panel, a sidebar entry and a landing-page section, available before running an analysis. This extends reach rather than capability: the same engine, reachable from where the work actually happens.</w:t>
+      </w:r>
+    </w:p>
+    <w:p>
+      <w:pPr>
+        <w:pStyle w:val="ListParagraph"/>
+        <w:numPr>
+          <w:ilvl w:val="0"/>
+          <w:numId w:val="2"/>
+        </w:numPr>
+        <w:spacing w:after="90" w:line="264"/>
+      </w:pPr>
+      <w:r>
+        <w:rPr>
+          <w:b/>
+          <w:bCs/>
+          <w:sz w:val="21"/>
+          <w:szCs w:val="21"/>
+        </w:rPr>
+        <w:t xml:space="preserve">Start from what you already run — </w:t>
+      </w:r>
+      <w:r>
+        <w:rPr>
+          <w:sz w:val="21"/>
+          <w:szCs w:val="21"/>
+        </w:rPr>
+        <w:t xml:space="preserve">a user with an existing system can upload a dependency file (package.json, requirements.txt, go.mod, Gemfile, pom.xml or docker-compose.yml) instead of writing out their stack. Recognised technologies are shown for confirmation before anything is analysed, and anything the product cannot actually reason about is left out rather than displayed, so the list never implies more understanding than there is.</w:t>
+      </w:r>
+    </w:p>
+    <w:p>
+      <w:pPr>
+        <w:pStyle w:val="ListParagraph"/>
+        <w:numPr>
+          <w:ilvl w:val="0"/>
+          <w:numId w:val="2"/>
+        </w:numPr>
+        <w:spacing w:after="90" w:line="264"/>
+      </w:pPr>
+      <w:r>
+        <w:rPr>
+          <w:b/>
+          <w:bCs/>
+          <w:sz w:val="21"/>
+          <w:szCs w:val="21"/>
+        </w:rPr>
+        <w:t xml:space="preserve">Where AI-written code should run — </w:t>
+      </w:r>
+      <w:r>
+        <w:rPr>
+          <w:sz w:val="21"/>
+          <w:szCs w:val="21"/>
+        </w:rPr>
+        <w:t xml:space="preserve">a new category covering isolation for stacks that execute code a model generates. This is a different decision from where your own services run, which the existing categories already cover: here the code being executed is the thing you are protecting against. The comparison also records that these vendors' published start-up times are measured one request at a time, while an AI agent creates them in bursts — under which the fastest-advertised option performs worst.</w:t>
+      </w:r>
+    </w:p>
+    <w:p>
+      <w:pPr>
+        <w:pStyle w:val="ListParagraph"/>
+        <w:numPr>
+          <w:ilvl w:val="0"/>
+          <w:numId w:val="2"/>
+        </w:numPr>
+        <w:spacing w:after="90" w:line="264"/>
+      </w:pPr>
+      <w:r>
+        <w:rPr>
+          <w:b/>
+          <w:bCs/>
+          <w:sz w:val="21"/>
+          <w:szCs w:val="21"/>
+        </w:rPr>
+        <w:t xml:space="preserve">Consistency across categories — </w:t>
+      </w:r>
+      <w:r>
+        <w:rPr>
+          <w:sz w:val="21"/>
+          <w:szCs w:val="21"/>
+        </w:rPr>
+        <w:t xml:space="preserve">an audit found several recently-added categories were not connected to everything that reads a category, most visibly the feature that lets a user say they would have chosen differently: for three categories it offered an empty box instead of the real alternatives. No recommendation was ever wrong as a result. The checks that should have caught this were written in a way that could not, and have been rewritten to derive what they expect from the product itself.</w:t>
       </w:r>
     </w:p>
     <w:p>

--- a/docs/AI-Stack-Advisor-BRD.docx
+++ b/docs/AI-Stack-Advisor-BRD.docx
@@ -72,7 +72,7 @@
           <w:sz w:val="20"/>
           <w:szCs w:val="20"/>
         </w:rPr>
-        <w:t xml:space="preserve">1.11</w:t>
+        <w:t xml:space="preserve">1.12</w:t>
       </w:r>
     </w:p>
     <w:p>
@@ -1914,6 +1914,116 @@
           </w:p>
         </w:tc>
       </w:tr>
+      <w:tr>
+        <w:tc>
+          <w:tcPr>
+            <w:tcW w:type="dxa" w:w="1400"/>
+            <w:tcMar>
+              <w:top w:type="dxa" w:w="80"/>
+              <w:left w:type="dxa" w:w="100"/>
+              <w:bottom w:type="dxa" w:w="80"/>
+              <w:right w:type="dxa" w:w="100"/>
+            </w:tcMar>
+            <w:vAlign w:val="center"/>
+          </w:tcPr>
+          <w:p>
+            <w:pPr>
+              <w:jc w:val="left"/>
+            </w:pPr>
+            <w:r>
+              <w:rPr>
+                <w:b w:val="false"/>
+                <w:bCs w:val="false"/>
+                <w:color w:val="000000"/>
+                <w:sz w:val="19"/>
+                <w:szCs w:val="19"/>
+              </w:rPr>
+              <w:t xml:space="preserve">1.12</w:t>
+            </w:r>
+          </w:p>
+        </w:tc>
+        <w:tc>
+          <w:tcPr>
+            <w:tcW w:type="dxa" w:w="1800"/>
+            <w:tcMar>
+              <w:top w:type="dxa" w:w="80"/>
+              <w:left w:type="dxa" w:w="100"/>
+              <w:bottom w:type="dxa" w:w="80"/>
+              <w:right w:type="dxa" w:w="100"/>
+            </w:tcMar>
+            <w:vAlign w:val="center"/>
+          </w:tcPr>
+          <w:p>
+            <w:pPr>
+              <w:jc w:val="left"/>
+            </w:pPr>
+            <w:r>
+              <w:rPr>
+                <w:b w:val="false"/>
+                <w:bCs w:val="false"/>
+                <w:color w:val="000000"/>
+                <w:sz w:val="19"/>
+                <w:szCs w:val="19"/>
+              </w:rPr>
+              <w:t xml:space="preserve">Later session</w:t>
+            </w:r>
+          </w:p>
+        </w:tc>
+        <w:tc>
+          <w:tcPr>
+            <w:tcW w:type="dxa" w:w="2400"/>
+            <w:tcMar>
+              <w:top w:type="dxa" w:w="80"/>
+              <w:left w:type="dxa" w:w="100"/>
+              <w:bottom w:type="dxa" w:w="80"/>
+              <w:right w:type="dxa" w:w="100"/>
+            </w:tcMar>
+            <w:vAlign w:val="center"/>
+          </w:tcPr>
+          <w:p>
+            <w:pPr>
+              <w:jc w:val="left"/>
+            </w:pPr>
+            <w:r>
+              <w:rPr>
+                <w:b w:val="false"/>
+                <w:bCs w:val="false"/>
+                <w:color w:val="000000"/>
+                <w:sz w:val="19"/>
+                <w:szCs w:val="19"/>
+              </w:rPr>
+              <w:t xml:space="preserve">Muneeb / Claude</w:t>
+            </w:r>
+          </w:p>
+        </w:tc>
+        <w:tc>
+          <w:tcPr>
+            <w:tcW w:type="dxa" w:w="4400"/>
+            <w:tcMar>
+              <w:top w:type="dxa" w:w="80"/>
+              <w:left w:type="dxa" w:w="100"/>
+              <w:bottom w:type="dxa" w:w="80"/>
+              <w:right w:type="dxa" w:w="100"/>
+            </w:tcMar>
+            <w:vAlign w:val="center"/>
+          </w:tcPr>
+          <w:p>
+            <w:pPr>
+              <w:jc w:val="left"/>
+            </w:pPr>
+            <w:r>
+              <w:rPr>
+                <w:b w:val="false"/>
+                <w:bCs w:val="false"/>
+                <w:color w:val="000000"/>
+                <w:sz w:val="19"/>
+                <w:szCs w:val="19"/>
+              </w:rPr>
+              <w:t xml:space="preserve">Three details a user can state — how many concurrent users, how large the team, how long until delivery — were being read from the requirement and then not used, so writing them down changed nothing about the answer. All three now do. Also added a set of controls letting a reader ask what the recommendation would be under different assumptions without rewriting their requirement. No BR status changes; the product recommends the same things for the same inputs, it now simply notices more of what was said.</w:t>
+            </w:r>
+          </w:p>
+        </w:tc>
+      </w:tr>
     </w:tbl>
     <w:p>
       <w:pPr>
@@ -5764,6 +5874,84 @@
           <w:szCs w:val="21"/>
         </w:rPr>
         <w:t xml:space="preserve">an audit found several recently-added categories were not connected to everything that reads a category, most visibly the feature that lets a user say they would have chosen differently: for three categories it offered an empty box instead of the real alternatives. No recommendation was ever wrong as a result. The checks that should have caught this were written in a way that could not, and have been rewritten to derive what they expect from the product itself.</w:t>
+      </w:r>
+    </w:p>
+    <w:p>
+      <w:pPr>
+        <w:pStyle w:val="ListParagraph"/>
+        <w:numPr>
+          <w:ilvl w:val="0"/>
+          <w:numId w:val="2"/>
+        </w:numPr>
+        <w:spacing w:after="90" w:line="264"/>
+      </w:pPr>
+      <w:r>
+        <w:rPr>
+          <w:b/>
+          <w:bCs/>
+          <w:sz w:val="21"/>
+          <w:szCs w:val="21"/>
+        </w:rPr>
+        <w:t xml:space="preserve">Details you state are now used — </w:t>
+      </w:r>
+      <w:r>
+        <w:rPr>
+          <w:sz w:val="21"/>
+          <w:szCs w:val="21"/>
+        </w:rPr>
+        <w:t xml:space="preserve">naming a concurrency figure, a team size, or a delivery deadline changes the recommendation. Previously all three were read from the requirement and then ignored, so a carefully specified brief produced the same answer as a vague one. That is worse than not reading them: the interface acknowledged the detail and the recommendation did not reflect it.</w:t>
+      </w:r>
+    </w:p>
+    <w:p>
+      <w:pPr>
+        <w:pStyle w:val="ListParagraph"/>
+        <w:numPr>
+          <w:ilvl w:val="0"/>
+          <w:numId w:val="2"/>
+        </w:numPr>
+        <w:spacing w:after="90" w:line="264"/>
+      </w:pPr>
+      <w:r>
+        <w:rPr>
+          <w:b/>
+          <w:bCs/>
+          <w:sz w:val="21"/>
+          <w:szCs w:val="21"/>
+        </w:rPr>
+        <w:t xml:space="preserve">Asking "what if" without rewriting the brief — </w:t>
+      </w:r>
+      <w:r>
+        <w:rPr>
+          <w:sz w:val="21"/>
+          <w:szCs w:val="21"/>
+        </w:rPr>
+        <w:t xml:space="preserve">four controls above the results let a reader change the assumed team size, scale, compliance posture or company stage and see which recommendations move. The middle position on each is always what they actually wrote, so the controls explore alternatives rather than correcting them, and the product reports plainly when a change makes no difference.</w:t>
+      </w:r>
+    </w:p>
+    <w:p>
+      <w:pPr>
+        <w:pStyle w:val="ListParagraph"/>
+        <w:numPr>
+          <w:ilvl w:val="0"/>
+          <w:numId w:val="2"/>
+        </w:numPr>
+        <w:spacing w:after="90" w:line="264"/>
+      </w:pPr>
+      <w:r>
+        <w:rPr>
+          <w:b/>
+          <w:bCs/>
+          <w:sz w:val="21"/>
+          <w:szCs w:val="21"/>
+        </w:rPr>
+        <w:t xml:space="preserve">A downloadable remediation pack — </w:t>
+      </w:r>
+      <w:r>
+        <w:rPr>
+          <w:sz w:val="21"/>
+          <w:szCs w:val="21"/>
+        </w:rPr>
+        <w:t xml:space="preserve">after a harness audit, a one-click download of a starter instruction file, permissions policy and failure log tailored to the gaps the audit found. Reviewed before release: the tailoring was reading score names that did not exist, so every user received the same worst-case advice regardless of their answers — including anyone who scored full marks.</w:t>
       </w:r>
     </w:p>
     <w:p>
